--- a/scenarios/Ethically Hacking/module_6_instructor_guide.docx
+++ b/scenarios/Ethically Hacking/module_6_instructor_guide.docx
@@ -1,13 +1,13 @@
 
 <file path=word/document.xml><?xml version="1.0" encoding="utf-8"?>
-<w:document xmlns:w="http://schemas.openxmlformats.org/wordprocessingml/2006/main">
+<w:document xmlns:wpc="http://schemas.microsoft.com/office/word/2010/wordprocessingCanvas" xmlns:cx="http://schemas.microsoft.com/office/drawing/2014/chartex" xmlns:cx1="http://schemas.microsoft.com/office/drawing/2015/9/8/chartex" xmlns:cx2="http://schemas.microsoft.com/office/drawing/2015/10/21/chartex" xmlns:cx3="http://schemas.microsoft.com/office/drawing/2016/5/9/chartex" xmlns:cx4="http://schemas.microsoft.com/office/drawing/2016/5/10/chartex" xmlns:cx5="http://schemas.microsoft.com/office/drawing/2016/5/11/chartex" xmlns:cx6="http://schemas.microsoft.com/office/drawing/2016/5/12/chartex" xmlns:cx7="http://schemas.microsoft.com/office/drawing/2016/5/13/chartex" xmlns:cx8="http://schemas.microsoft.com/office/drawing/2016/5/14/chartex" xmlns:mc="http://schemas.openxmlformats.org/markup-compatibility/2006" xmlns:aink="http://schemas.microsoft.com/office/drawing/2016/ink" xmlns:am3d="http://schemas.microsoft.com/office/drawing/2017/model3d" xmlns:o="urn:schemas-microsoft-com:office:office" xmlns:oel="http://schemas.microsoft.com/office/2019/extlst" xmlns:r="http://schemas.openxmlformats.org/officeDocument/2006/relationships" xmlns:m="http://schemas.openxmlformats.org/officeDocument/2006/math" xmlns:v="urn:schemas-microsoft-com:vml" xmlns:wp14="http://schemas.microsoft.com/office/word/2010/wordprocessingDrawing" xmlns:wp="http://schemas.openxmlformats.org/drawingml/2006/wordprocessingDrawing" xmlns:w10="urn:schemas-microsoft-com:office:word" xmlns:w="http://schemas.openxmlformats.org/wordprocessingml/2006/main" xmlns:w14="http://schemas.microsoft.com/office/word/2010/wordml" xmlns:w15="http://schemas.microsoft.com/office/word/2012/wordml" xmlns:w16cex="http://schemas.microsoft.com/office/word/2018/wordml/cex" xmlns:w16cid="http://schemas.microsoft.com/office/word/2016/wordml/cid" xmlns:w16="http://schemas.microsoft.com/office/word/2018/wordml" xmlns:w16du="http://schemas.microsoft.com/office/word/2023/wordml/word16du" xmlns:w16sdtdh="http://schemas.microsoft.com/office/word/2020/wordml/sdtdatahash" xmlns:w16sdtfl="http://schemas.microsoft.com/office/word/2024/wordml/sdtformatlock" xmlns:w16se="http://schemas.microsoft.com/office/word/2015/wordml/symex" xmlns:wpg="http://schemas.microsoft.com/office/word/2010/wordprocessingGroup" xmlns:wpi="http://schemas.microsoft.com/office/word/2010/wordprocessingInk" xmlns:wne="http://schemas.microsoft.com/office/word/2006/wordml" xmlns:wps="http://schemas.microsoft.com/office/word/2010/wordprocessingShape" mc:Ignorable="w14 w15 w16se w16cid w16 w16cex w16sdtdh w16sdtfl w16du wp14">
   <w:body>
     <w:p>
       <w:pPr>
         <w:pStyle w:val="Title"/>
       </w:pPr>
       <w:r>
-        <w:t xml:space="preserve">FSSCP Module 6 - Instructor Guide</w:t>
+        <w:t>FSSCP Module 6 - Instructor Guide</w:t>
       </w:r>
     </w:p>
     <w:p>
@@ -16,20 +16,23 @@
           <w:b/>
           <w:color w:val="FF3838"/>
         </w:rPr>
-        <w:t xml:space="preserve">Instructor copy. This document contains the scored answers and must not be shared with participating teams.</w:t>
+        <w:t>Instructor copy. This document contains the scored answers and must not be shared with participating teams.</w:t>
       </w:r>
     </w:p>
     <w:p>
       <w:pPr>
         <w:pStyle w:val="Heading1"/>
       </w:pPr>
-      <w:r>
-        <w:t xml:space="preserve">At a Glance</w:t>
-      </w:r>
+      <w:proofErr w:type="gramStart"/>
+      <w:r>
+        <w:t>At a Glance</w:t>
+      </w:r>
+      <w:proofErr w:type="gramEnd"/>
     </w:p>
     <w:tbl>
       <w:tblPr>
         <w:tblW w:w="5000" w:type="pct"/>
+        <w:tblInd w:w="108" w:type="dxa"/>
         <w:tblBorders>
           <w:top w:val="single" w:sz="4" w:space="0" w:color="94A3B8"/>
           <w:left w:val="single" w:sz="4" w:space="0" w:color="94A3B8"/>
@@ -40,14 +43,13 @@
         </w:tblBorders>
         <w:tblCellMar>
           <w:top w:w="60" w:type="dxa"/>
-          <w:left w:w="108" w:type="dxa"/>
           <w:bottom w:w="60" w:type="dxa"/>
-          <w:right w:w="108" w:type="dxa"/>
         </w:tblCellMar>
+        <w:tblLook w:val="04A0" w:firstRow="1" w:lastRow="0" w:firstColumn="1" w:lastColumn="0" w:noHBand="0" w:noVBand="1"/>
       </w:tblPr>
       <w:tblGrid>
-        <w:gridCol w:w="2600"/>
-        <w:gridCol w:w="7000"/>
+        <w:gridCol w:w="2661"/>
+        <w:gridCol w:w="7193"/>
       </w:tblGrid>
       <w:tr>
         <w:tc>
@@ -59,7 +61,7 @@
               <w:rPr>
                 <w:b/>
               </w:rPr>
-              <w:t xml:space="preserve">Theme</w:t>
+              <w:t>Theme</w:t>
             </w:r>
           </w:p>
         </w:tc>
@@ -69,7 +71,7 @@
           </w:tcPr>
           <w:p>
             <w:r>
-              <w:t xml:space="preserve">Operator Fundamentals</w:t>
+              <w:t>Operator Fundamentals</w:t>
             </w:r>
           </w:p>
         </w:tc>
@@ -84,7 +86,7 @@
               <w:rPr>
                 <w:b/>
               </w:rPr>
-              <w:t xml:space="preserve">Session length</w:t>
+              <w:t>Session length</w:t>
             </w:r>
           </w:p>
         </w:tc>
@@ -94,7 +96,7 @@
           </w:tcPr>
           <w:p>
             <w:r>
-              <w:t xml:space="preserve">40 minutes</w:t>
+              <w:t>40 minutes</w:t>
             </w:r>
           </w:p>
         </w:tc>
@@ -109,7 +111,7 @@
               <w:rPr>
                 <w:b/>
               </w:rPr>
-              <w:t xml:space="preserve">Start epoch</w:t>
+              <w:t>Start epoch</w:t>
             </w:r>
           </w:p>
         </w:tc>
@@ -119,7 +121,7 @@
           </w:tcPr>
           <w:p>
             <w:r>
-              <w:t xml:space="preserve">2026-04-15 10:00:00 UTC</w:t>
+              <w:t>2026-04-15 10:00:00 UTC</w:t>
             </w:r>
           </w:p>
         </w:tc>
@@ -134,7 +136,7 @@
               <w:rPr>
                 <w:b/>
               </w:rPr>
-              <w:t xml:space="preserve">Ground stations</w:t>
+              <w:t>Ground stations</w:t>
             </w:r>
           </w:p>
         </w:tc>
@@ -144,7 +146,7 @@
           </w:tcPr>
           <w:p>
             <w:r>
-              <w:t xml:space="preserve">London, Dubai, Singapore</w:t>
+              <w:t>London, Dubai, Singapore</w:t>
             </w:r>
           </w:p>
         </w:tc>
@@ -159,7 +161,7 @@
               <w:rPr>
                 <w:b/>
               </w:rPr>
-              <w:t xml:space="preserve">Scripted events</w:t>
+              <w:t>Scripted events</w:t>
             </w:r>
           </w:p>
         </w:tc>
@@ -169,7 +171,7 @@
           </w:tcPr>
           <w:p>
             <w:r>
-              <w:t xml:space="preserve">None</w:t>
+              <w:t>None</w:t>
             </w:r>
           </w:p>
         </w:tc>
@@ -184,7 +186,7 @@
               <w:rPr>
                 <w:b/>
               </w:rPr>
-              <w:t xml:space="preserve">Question streams</w:t>
+              <w:t>Question streams</w:t>
             </w:r>
           </w:p>
         </w:tc>
@@ -194,7 +196,7 @@
           </w:tcPr>
           <w:p>
             <w:r>
-              <w:t xml:space="preserve">Satellite Operations, Payload Operations, Mission Lead</w:t>
+              <w:t>Satellite Operations, Payload Operations, Mission Lead</w:t>
             </w:r>
           </w:p>
         </w:tc>
@@ -209,7 +211,7 @@
               <w:rPr>
                 <w:b/>
               </w:rPr>
-              <w:t xml:space="preserve">Scoring</w:t>
+              <w:t>Scoring</w:t>
             </w:r>
           </w:p>
         </w:tc>
@@ -219,33 +221,29 @@
           </w:tcPr>
           <w:p>
             <w:r>
-              <w:t xml:space="preserve">10 questions, 100 points total</w:t>
+              <w:t>10 questions, 100 points total</w:t>
             </w:r>
           </w:p>
         </w:tc>
       </w:tr>
     </w:tbl>
-    <w:p>
-      <w:r>
-        <w:t xml:space="preserve"/>
-      </w:r>
-    </w:p>
+    <w:p/>
     <w:p>
       <w:pPr>
         <w:pStyle w:val="Heading1"/>
       </w:pPr>
       <w:r>
-        <w:t xml:space="preserve">Purpose</w:t>
-      </w:r>
-    </w:p>
-    <w:p>
-      <w:r>
-        <w:t xml:space="preserve">Module 6 is the entry point to the FSSCP program and the only module with no adversary activity in it. Its job is to make every crew fluent with the operator terminal and confident reading spacecraft telemetry before anything starts going wrong to them.</w:t>
-      </w:r>
-    </w:p>
-    <w:p>
-      <w:r>
-        <w:t xml:space="preserve">It also establishes the crew structure the later modules assume: three named roles, a single decision authority, and an agreed escalation path. Teams that leave this module without those habits tend to struggle once alerts and time pressure arrive.</w:t>
+        <w:t>Purpose</w:t>
+      </w:r>
+    </w:p>
+    <w:p>
+      <w:r>
+        <w:t>Module 6 is the entry point to the FSSCP program and the only module with no adversary activity in it. Its job is to make every crew fluent with the operator terminal and confident reading spacecraft telemetry before anything starts going wrong to them.</w:t>
+      </w:r>
+    </w:p>
+    <w:p>
+      <w:r>
+        <w:t>It also establishes the crew structure the later modules assume: three named roles, a single decision authority, and an agreed escalation path. Teams that leave this module without those habits tend to struggle once alerts and time pressure arrive.</w:t>
       </w:r>
     </w:p>
     <w:p>
@@ -253,22 +251,30 @@
         <w:pStyle w:val="Heading1"/>
       </w:pPr>
       <w:r>
-        <w:t xml:space="preserve">How the Module Works</w:t>
-      </w:r>
-    </w:p>
-    <w:p>
-      <w:r>
-        <w:t xml:space="preserve">Each team is assigned an identical microsatellite in Earth orbit with three ground stations available. Contact is close to continuous, so crews are not fighting pass timing while they are still learning the interface. Link quality still varies with range and geometry, which is what makes the ground station comparison a real task rather than a lookup.</w:t>
-      </w:r>
-    </w:p>
-    <w:p>
-      <w:r>
-        <w:t xml:space="preserve">Nothing is scripted to fail. There is no anomaly timeline, no cyber inject, and no third-party asset in the environment. Every answer is discoverable from live telemetry, imagery, the map, or the crew's own rules of engagement.</w:t>
-      </w:r>
-    </w:p>
-    <w:p>
-      <w:r>
-        <w:t xml:space="preserve">Scored questions are delivered through the Tasks section of the operator terminal in three streams, one per crew role: Satellite Operations, Payload Operations and Mission Lead. Teams submit once per question and the question locks after submission, so guessing early has a real cost.</w:t>
+        <w:t>How the Module Works</w:t>
+      </w:r>
+    </w:p>
+    <w:p>
+      <w:r>
+        <w:t>Each team is assigned an identical microsatellite in Earth orbit with three ground stations available. Contact is close to continuous, so crews are not fighting pass timing while they are still learning the interface. Link quality still varies with range and geometry, which is what makes the ground station comparison a real task rather than a lookup.</w:t>
+      </w:r>
+    </w:p>
+    <w:p>
+      <w:r>
+        <w:t xml:space="preserve">Nothing is scripted to fail. There is no anomaly timeline, no cyber </w:t>
+      </w:r>
+      <w:proofErr w:type="gramStart"/>
+      <w:r>
+        <w:t>inject</w:t>
+      </w:r>
+      <w:proofErr w:type="gramEnd"/>
+      <w:r>
+        <w:t>, and no third-party asset in the environment. Every answer is discoverable from live telemetry, imagery, the map, or the crew's own rules of engagement.</w:t>
+      </w:r>
+    </w:p>
+    <w:p>
+      <w:r>
+        <w:t>Scored questions are delivered through the Tasks section of the operator terminal in three streams, one per crew role: Satellite Operations, Payload Operations and Mission Lead. Teams submit once per question and the question locks after submission, so guessing early has a real cost.</w:t>
       </w:r>
     </w:p>
     <w:p>
@@ -276,67 +282,76 @@
         <w:pStyle w:val="Heading1"/>
       </w:pPr>
       <w:r>
-        <w:t xml:space="preserve">Running the Module</w:t>
-      </w:r>
-    </w:p>
-    <w:p>
-      <w:pPr>
-        <w:pStyle w:val="ListParagraph"/>
-        <w:numPr>
-          <w:ilvl w:val="0"/>
-          <w:numId w:val="1"/>
-        </w:numPr>
-      </w:pPr>
-      <w:r>
-        <w:t xml:space="preserve">Confirm each team has filled the three crew roles before the session starts: Satellite Operator, Payload Operator and Mission Lead. Three of the scored questions are answered from the crew's own rules of engagement rather than from telemetry, so a crew that never agreed its structure has nothing to answer from.</w:t>
-      </w:r>
-    </w:p>
-    <w:p>
-      <w:pPr>
-        <w:pStyle w:val="ListParagraph"/>
-        <w:numPr>
-          <w:ilvl w:val="0"/>
-          <w:numId w:val="1"/>
-        </w:numPr>
-      </w:pPr>
-      <w:r>
-        <w:t xml:space="preserve">Push teams to read every task before they start commanding. Crews that jump straight into commanding routinely miss an observation they cannot go back for.</w:t>
-      </w:r>
-    </w:p>
-    <w:p>
-      <w:pPr>
-        <w:pStyle w:val="ListParagraph"/>
-        <w:numPr>
-          <w:ilvl w:val="0"/>
-          <w:numId w:val="1"/>
-        </w:numPr>
-      </w:pPr>
-      <w:r>
-        <w:t xml:space="preserve">Peak solar panel output is only observable once a crew deliberately changes pointing mode. A team that never repoints will under-report it and will usually blame the spacecraft rather than their own plan.</w:t>
-      </w:r>
-    </w:p>
-    <w:p>
-      <w:pPr>
-        <w:pStyle w:val="ListParagraph"/>
-        <w:numPr>
-          <w:ilvl w:val="0"/>
-          <w:numId w:val="1"/>
-        </w:numPr>
-      </w:pPr>
-      <w:r>
-        <w:t xml:space="preserve">The GPS data question is about knowing which views expose which data, not about a position value. Expect at least one team to over-select and score zero.</w:t>
-      </w:r>
-    </w:p>
-    <w:p>
-      <w:pPr>
-        <w:pStyle w:val="ListParagraph"/>
-        <w:numPr>
-          <w:ilvl w:val="0"/>
-          <w:numId w:val="1"/>
-        </w:numPr>
-      </w:pPr>
-      <w:r>
-        <w:t xml:space="preserve">Watch for teams treating the ground station comparison as a guess. Ask which telemetry they used before you confirm anything.</w:t>
+        <w:lastRenderedPageBreak/>
+        <w:t>Running the Module</w:t>
+      </w:r>
+    </w:p>
+    <w:p>
+      <w:pPr>
+        <w:pStyle w:val="ListParagraph"/>
+        <w:numPr>
+          <w:ilvl w:val="0"/>
+          <w:numId w:val="1"/>
+        </w:numPr>
+      </w:pPr>
+      <w:r>
+        <w:t>Confirm each team has filled the three crew roles before the session starts: Satellite Operator, Payload Operator and Mission Lead. Three of the scored questions are answered from the crew's own rules of engagement rather than from telemetry, so a crew that never agreed its structure has nothing to answer from.</w:t>
+      </w:r>
+    </w:p>
+    <w:p>
+      <w:pPr>
+        <w:pStyle w:val="ListParagraph"/>
+        <w:numPr>
+          <w:ilvl w:val="0"/>
+          <w:numId w:val="1"/>
+        </w:numPr>
+      </w:pPr>
+      <w:r>
+        <w:t>Push teams to read every task before they start commanding. Crews that jump straight into commanding routinely miss an observation they cannot go back for.</w:t>
+      </w:r>
+    </w:p>
+    <w:p>
+      <w:pPr>
+        <w:pStyle w:val="ListParagraph"/>
+        <w:numPr>
+          <w:ilvl w:val="0"/>
+          <w:numId w:val="1"/>
+        </w:numPr>
+      </w:pPr>
+      <w:r>
+        <w:t xml:space="preserve">Peak solar panel output is only observable once a crew deliberately changes pointing mode. A team that never </w:t>
+      </w:r>
+      <w:proofErr w:type="gramStart"/>
+      <w:r>
+        <w:t>repoints</w:t>
+      </w:r>
+      <w:proofErr w:type="gramEnd"/>
+      <w:r>
+        <w:t xml:space="preserve"> will under-report it and will usually blame the spacecraft rather than their own plan.</w:t>
+      </w:r>
+    </w:p>
+    <w:p>
+      <w:pPr>
+        <w:pStyle w:val="ListParagraph"/>
+        <w:numPr>
+          <w:ilvl w:val="0"/>
+          <w:numId w:val="1"/>
+        </w:numPr>
+      </w:pPr>
+      <w:r>
+        <w:t>The GPS data question is about knowing which views expose which data, not about a position value. Expect at least one team to over-select and score zero.</w:t>
+      </w:r>
+    </w:p>
+    <w:p>
+      <w:pPr>
+        <w:pStyle w:val="ListParagraph"/>
+        <w:numPr>
+          <w:ilvl w:val="0"/>
+          <w:numId w:val="1"/>
+        </w:numPr>
+      </w:pPr>
+      <w:r>
+        <w:t>Watch for teams treating the ground station comparison as a guess. Ask which telemetry they used before you confirm anything.</w:t>
       </w:r>
     </w:p>
     <w:p>
@@ -344,12 +359,12 @@
         <w:pStyle w:val="Heading1"/>
       </w:pPr>
       <w:r>
-        <w:t xml:space="preserve">Questions and Answers</w:t>
-      </w:r>
-    </w:p>
-    <w:p>
-      <w:r>
-        <w:t xml:space="preserve">Questions are delivered in the Tasks section of the operator terminal. Teams may submit once per question, after which the question locks.</w:t>
+        <w:t>Questions and Answers</w:t>
+      </w:r>
+    </w:p>
+    <w:p>
+      <w:r>
+        <w:t>Questions are delivered in the Tasks section of the operator terminal. Teams may submit once per question, after which the question locks.</w:t>
       </w:r>
     </w:p>
     <w:p>
@@ -357,7 +372,7 @@
         <w:pStyle w:val="Heading2"/>
       </w:pPr>
       <w:r>
-        <w:t xml:space="preserve">Satellite Operations</w:t>
+        <w:t>Satellite Operations</w:t>
       </w:r>
     </w:p>
     <w:p>
@@ -373,7 +388,7 @@
         <w:spacing w:before="80" w:after="140"/>
       </w:pPr>
       <w:r>
-        <w:t xml:space="preserve">Q1. Where can you find and/or plot the spacecraft's GPS position data?</w:t>
+        <w:t>Q1. Where can you find and/or plot the spacecraft's GPS position data?</w:t>
       </w:r>
     </w:p>
     <w:p>
@@ -387,7 +402,27 @@
           <w:sz w:val="18"/>
           <w:szCs w:val="18"/>
         </w:rPr>
-        <w:t xml:space="preserve">Multiple choice, select all that apply  |  10 points</w:t>
+        <w:t xml:space="preserve">Multiple choice, select all that </w:t>
+      </w:r>
+      <w:proofErr w:type="gramStart"/>
+      <w:r>
+        <w:rPr>
+          <w:i/>
+          <w:color w:val="64748B"/>
+          <w:sz w:val="18"/>
+          <w:szCs w:val="18"/>
+        </w:rPr>
+        <w:t>apply  |</w:t>
+      </w:r>
+      <w:proofErr w:type="gramEnd"/>
+      <w:r>
+        <w:rPr>
+          <w:i/>
+          <w:color w:val="64748B"/>
+          <w:sz w:val="18"/>
+          <w:szCs w:val="18"/>
+        </w:rPr>
+        <w:t xml:space="preserve">  10 points</w:t>
       </w:r>
     </w:p>
     <w:p>
@@ -398,112 +433,112 @@
         <w:t xml:space="preserve">Shown to teams as: </w:t>
       </w:r>
       <w:r>
-        <w:t xml:space="preserve">Select all areas of the operator terminal where GPS position data can be viewed or plotted. There may be more than one correct answer.</w:t>
-      </w:r>
-    </w:p>
-    <w:p>
-      <w:pPr>
-        <w:pStyle w:val="ListParagraph"/>
-        <w:numPr>
-          <w:ilvl w:val="0"/>
-          <w:numId w:val="1"/>
-        </w:numPr>
-      </w:pPr>
-      <w:r>
-        <w:t xml:space="preserve">Controls</w:t>
-      </w:r>
-    </w:p>
-    <w:p>
-      <w:pPr>
-        <w:pStyle w:val="ListParagraph"/>
-        <w:numPr>
-          <w:ilvl w:val="0"/>
-          <w:numId w:val="1"/>
-        </w:numPr>
-      </w:pPr>
-      <w:r>
-        <w:t xml:space="preserve">Images</w:t>
-      </w:r>
-    </w:p>
-    <w:p>
-      <w:pPr>
-        <w:pStyle w:val="ListParagraph"/>
-        <w:numPr>
-          <w:ilvl w:val="0"/>
-          <w:numId w:val="1"/>
-        </w:numPr>
-      </w:pPr>
-      <w:r>
-        <w:rPr>
-          <w:b/>
-        </w:rPr>
-        <w:t xml:space="preserve">Map (correct)</w:t>
-      </w:r>
-    </w:p>
-    <w:p>
-      <w:pPr>
-        <w:pStyle w:val="ListParagraph"/>
-        <w:numPr>
-          <w:ilvl w:val="0"/>
-          <w:numId w:val="1"/>
-        </w:numPr>
-      </w:pPr>
-      <w:r>
-        <w:rPr>
-          <w:b/>
-        </w:rPr>
-        <w:t xml:space="preserve">Messages (correct)</w:t>
-      </w:r>
-    </w:p>
-    <w:p>
-      <w:pPr>
-        <w:pStyle w:val="ListParagraph"/>
-        <w:numPr>
-          <w:ilvl w:val="0"/>
-          <w:numId w:val="1"/>
-        </w:numPr>
-      </w:pPr>
-      <w:r>
-        <w:rPr>
-          <w:b/>
-        </w:rPr>
-        <w:t xml:space="preserve">Plots (correct)</w:t>
-      </w:r>
-    </w:p>
-    <w:p>
-      <w:pPr>
-        <w:pStyle w:val="ListParagraph"/>
-        <w:numPr>
-          <w:ilvl w:val="0"/>
-          <w:numId w:val="1"/>
-        </w:numPr>
-      </w:pPr>
-      <w:r>
-        <w:t xml:space="preserve">Schedule</w:t>
-      </w:r>
-    </w:p>
-    <w:p>
-      <w:pPr>
-        <w:pStyle w:val="ListParagraph"/>
-        <w:numPr>
-          <w:ilvl w:val="0"/>
-          <w:numId w:val="1"/>
-        </w:numPr>
-      </w:pPr>
-      <w:r>
-        <w:t xml:space="preserve">Telemetry</w:t>
-      </w:r>
-    </w:p>
-    <w:p>
-      <w:pPr>
-        <w:pStyle w:val="ListParagraph"/>
-        <w:numPr>
-          <w:ilvl w:val="0"/>
-          <w:numId w:val="1"/>
-        </w:numPr>
-      </w:pPr>
-      <w:r>
-        <w:t xml:space="preserve">Timeline</w:t>
+        <w:t>Select all areas of the operator terminal where GPS position data can be viewed or plotted. There may be more than one correct answer.</w:t>
+      </w:r>
+    </w:p>
+    <w:p>
+      <w:pPr>
+        <w:pStyle w:val="ListParagraph"/>
+        <w:numPr>
+          <w:ilvl w:val="0"/>
+          <w:numId w:val="1"/>
+        </w:numPr>
+      </w:pPr>
+      <w:r>
+        <w:t>Controls</w:t>
+      </w:r>
+    </w:p>
+    <w:p>
+      <w:pPr>
+        <w:pStyle w:val="ListParagraph"/>
+        <w:numPr>
+          <w:ilvl w:val="0"/>
+          <w:numId w:val="1"/>
+        </w:numPr>
+      </w:pPr>
+      <w:r>
+        <w:t>Images</w:t>
+      </w:r>
+    </w:p>
+    <w:p>
+      <w:pPr>
+        <w:pStyle w:val="ListParagraph"/>
+        <w:numPr>
+          <w:ilvl w:val="0"/>
+          <w:numId w:val="1"/>
+        </w:numPr>
+      </w:pPr>
+      <w:r>
+        <w:rPr>
+          <w:b/>
+        </w:rPr>
+        <w:t>Map (correct)</w:t>
+      </w:r>
+    </w:p>
+    <w:p>
+      <w:pPr>
+        <w:pStyle w:val="ListParagraph"/>
+        <w:numPr>
+          <w:ilvl w:val="0"/>
+          <w:numId w:val="1"/>
+        </w:numPr>
+      </w:pPr>
+      <w:r>
+        <w:rPr>
+          <w:b/>
+        </w:rPr>
+        <w:t>Messages (correct)</w:t>
+      </w:r>
+    </w:p>
+    <w:p>
+      <w:pPr>
+        <w:pStyle w:val="ListParagraph"/>
+        <w:numPr>
+          <w:ilvl w:val="0"/>
+          <w:numId w:val="1"/>
+        </w:numPr>
+      </w:pPr>
+      <w:r>
+        <w:rPr>
+          <w:b/>
+        </w:rPr>
+        <w:t>Plots (correct)</w:t>
+      </w:r>
+    </w:p>
+    <w:p>
+      <w:pPr>
+        <w:pStyle w:val="ListParagraph"/>
+        <w:numPr>
+          <w:ilvl w:val="0"/>
+          <w:numId w:val="1"/>
+        </w:numPr>
+      </w:pPr>
+      <w:r>
+        <w:t>Schedule</w:t>
+      </w:r>
+    </w:p>
+    <w:p>
+      <w:pPr>
+        <w:pStyle w:val="ListParagraph"/>
+        <w:numPr>
+          <w:ilvl w:val="0"/>
+          <w:numId w:val="1"/>
+        </w:numPr>
+      </w:pPr>
+      <w:r>
+        <w:t>Telemetry</w:t>
+      </w:r>
+    </w:p>
+    <w:p>
+      <w:pPr>
+        <w:pStyle w:val="ListParagraph"/>
+        <w:numPr>
+          <w:ilvl w:val="0"/>
+          <w:numId w:val="1"/>
+        </w:numPr>
+      </w:pPr>
+      <w:r>
+        <w:t>Timeline</w:t>
       </w:r>
     </w:p>
     <w:p>
@@ -514,7 +549,7 @@
         <w:t xml:space="preserve">Correct answer: </w:t>
       </w:r>
       <w:r>
-        <w:t xml:space="preserve">Map, Messages, Plots</w:t>
+        <w:t>Map, Messages, Plots</w:t>
       </w:r>
     </w:p>
     <w:p>
@@ -525,7 +560,7 @@
         <w:t xml:space="preserve">Why: </w:t>
       </w:r>
       <w:r>
-        <w:t xml:space="preserve">GPS position can be plotted in the Plots tab, displayed in the Messages tab and shown on the Map. Selecting any incorrect tab scores zero.</w:t>
+        <w:t>GPS position can be plotted in the Plots tab, displayed in the Messages tab and shown on the Map. Selecting any incorrect tab scores zero.</w:t>
       </w:r>
     </w:p>
     <w:p>
@@ -541,7 +576,7 @@
         <w:spacing w:before="360" w:after="140"/>
       </w:pPr>
       <w:r>
-        <w:t xml:space="preserve">Q2. Which ground station had the best signal-to-noise ratio for communication?</w:t>
+        <w:t>Q2. Which ground station had the best signal-to-noise ratio for communication?</w:t>
       </w:r>
     </w:p>
     <w:p>
@@ -555,7 +590,27 @@
           <w:sz w:val="18"/>
           <w:szCs w:val="18"/>
         </w:rPr>
-        <w:t xml:space="preserve">Single choice  |  10 points</w:t>
+        <w:t xml:space="preserve">Single </w:t>
+      </w:r>
+      <w:proofErr w:type="gramStart"/>
+      <w:r>
+        <w:rPr>
+          <w:i/>
+          <w:color w:val="64748B"/>
+          <w:sz w:val="18"/>
+          <w:szCs w:val="18"/>
+        </w:rPr>
+        <w:t>choice  |</w:t>
+      </w:r>
+      <w:proofErr w:type="gramEnd"/>
+      <w:r>
+        <w:rPr>
+          <w:i/>
+          <w:color w:val="64748B"/>
+          <w:sz w:val="18"/>
+          <w:szCs w:val="18"/>
+        </w:rPr>
+        <w:t xml:space="preserve">  10 points</w:t>
       </w:r>
     </w:p>
     <w:p>
@@ -566,46 +621,47 @@
         <w:t xml:space="preserve">Shown to teams as: </w:t>
       </w:r>
       <w:r>
-        <w:t xml:space="preserve">Compare link telemetry across the available ground stations and identify which provided the best SNR.</w:t>
-      </w:r>
-    </w:p>
-    <w:p>
-      <w:pPr>
-        <w:pStyle w:val="ListParagraph"/>
-        <w:numPr>
-          <w:ilvl w:val="0"/>
-          <w:numId w:val="1"/>
-        </w:numPr>
-      </w:pPr>
-      <w:r>
-        <w:rPr>
-          <w:b/>
-        </w:rPr>
-        <w:t xml:space="preserve">Dubai (correct)</w:t>
-      </w:r>
-    </w:p>
-    <w:p>
-      <w:pPr>
-        <w:pStyle w:val="ListParagraph"/>
-        <w:numPr>
-          <w:ilvl w:val="0"/>
-          <w:numId w:val="1"/>
-        </w:numPr>
-      </w:pPr>
-      <w:r>
-        <w:t xml:space="preserve">London</w:t>
-      </w:r>
-    </w:p>
-    <w:p>
-      <w:pPr>
-        <w:pStyle w:val="ListParagraph"/>
-        <w:numPr>
-          <w:ilvl w:val="0"/>
-          <w:numId w:val="1"/>
-        </w:numPr>
-      </w:pPr>
-      <w:r>
-        <w:t xml:space="preserve">Singapore</w:t>
+        <w:t>Compare link telemetry across the available ground stations and identify which provided the best SNR.</w:t>
+      </w:r>
+    </w:p>
+    <w:p>
+      <w:pPr>
+        <w:pStyle w:val="ListParagraph"/>
+        <w:numPr>
+          <w:ilvl w:val="0"/>
+          <w:numId w:val="1"/>
+        </w:numPr>
+      </w:pPr>
+      <w:r>
+        <w:rPr>
+          <w:b/>
+        </w:rPr>
+        <w:lastRenderedPageBreak/>
+        <w:t>Dubai (correct)</w:t>
+      </w:r>
+    </w:p>
+    <w:p>
+      <w:pPr>
+        <w:pStyle w:val="ListParagraph"/>
+        <w:numPr>
+          <w:ilvl w:val="0"/>
+          <w:numId w:val="1"/>
+        </w:numPr>
+      </w:pPr>
+      <w:r>
+        <w:t>London</w:t>
+      </w:r>
+    </w:p>
+    <w:p>
+      <w:pPr>
+        <w:pStyle w:val="ListParagraph"/>
+        <w:numPr>
+          <w:ilvl w:val="0"/>
+          <w:numId w:val="1"/>
+        </w:numPr>
+      </w:pPr>
+      <w:r>
+        <w:t>Singapore</w:t>
       </w:r>
     </w:p>
     <w:p>
@@ -616,7 +672,7 @@
         <w:t xml:space="preserve">Correct answer: </w:t>
       </w:r>
       <w:r>
-        <w:t xml:space="preserve">Dubai</w:t>
+        <w:t>Dubai</w:t>
       </w:r>
     </w:p>
     <w:p>
@@ -627,7 +683,7 @@
         <w:t xml:space="preserve">Why: </w:t>
       </w:r>
       <w:r>
-        <w:t xml:space="preserve">Dubai provided the best signal-to-noise ratio for this pass configuration.</w:t>
+        <w:t>Dubai provided the best signal-to-noise ratio for this pass configuration.</w:t>
       </w:r>
     </w:p>
     <w:p>
@@ -643,7 +699,7 @@
         <w:spacing w:before="360" w:after="140"/>
       </w:pPr>
       <w:r>
-        <w:t xml:space="preserve">Q3. What is the cadence (in seconds) at which the spacecraft pings the ground station?</w:t>
+        <w:t>Q3. What is the cadence (in seconds) at which the spacecraft pings the ground station?</w:t>
       </w:r>
     </w:p>
     <w:p>
@@ -657,7 +713,27 @@
           <w:sz w:val="18"/>
           <w:szCs w:val="18"/>
         </w:rPr>
-        <w:t xml:space="preserve">Numeric entry  |  10 points</w:t>
+        <w:t xml:space="preserve">Numeric </w:t>
+      </w:r>
+      <w:proofErr w:type="gramStart"/>
+      <w:r>
+        <w:rPr>
+          <w:i/>
+          <w:color w:val="64748B"/>
+          <w:sz w:val="18"/>
+          <w:szCs w:val="18"/>
+        </w:rPr>
+        <w:t>entry  |</w:t>
+      </w:r>
+      <w:proofErr w:type="gramEnd"/>
+      <w:r>
+        <w:rPr>
+          <w:i/>
+          <w:color w:val="64748B"/>
+          <w:sz w:val="18"/>
+          <w:szCs w:val="18"/>
+        </w:rPr>
+        <w:t xml:space="preserve">  10 points</w:t>
       </w:r>
     </w:p>
     <w:p>
@@ -668,7 +744,7 @@
         <w:t xml:space="preserve">Shown to teams as: </w:t>
       </w:r>
       <w:r>
-        <w:t xml:space="preserve">Using telemetry or the Messages tab, determine how often automatic ping messages are sent. Answer in seconds.</w:t>
+        <w:t>Using telemetry or the Messages tab, determine how often automatic ping messages are sent. Answer in seconds.</w:t>
       </w:r>
     </w:p>
     <w:p>
@@ -679,7 +755,7 @@
         <w:t xml:space="preserve">Correct answer: </w:t>
       </w:r>
       <w:r>
-        <w:t xml:space="preserve">3 s (accepted within +/- 0.5 s)</w:t>
+        <w:t>3 s (accepted within +/- 0.5 s)</w:t>
       </w:r>
     </w:p>
     <w:p>
@@ -690,7 +766,7 @@
         <w:t xml:space="preserve">Why: </w:t>
       </w:r>
       <w:r>
-        <w:t xml:space="preserve">The spacecraft controller is configured with a 3.0 s ping interval.</w:t>
+        <w:t>The spacecraft controller is configured with a 3.0 s ping interval.</w:t>
       </w:r>
     </w:p>
     <w:p>
@@ -706,7 +782,7 @@
         <w:spacing w:before="360" w:after="140"/>
       </w:pPr>
       <w:r>
-        <w:t xml:space="preserve">Q4. What is the semi-major axis (km) of your spacecraft's orbit?</w:t>
+        <w:t>Q4. What is the semi-major axis (km) of your spacecraft's orbit?</w:t>
       </w:r>
     </w:p>
     <w:p>
@@ -720,7 +796,27 @@
           <w:sz w:val="18"/>
           <w:szCs w:val="18"/>
         </w:rPr>
-        <w:t xml:space="preserve">Numeric entry  |  10 points</w:t>
+        <w:t xml:space="preserve">Numeric </w:t>
+      </w:r>
+      <w:proofErr w:type="gramStart"/>
+      <w:r>
+        <w:rPr>
+          <w:i/>
+          <w:color w:val="64748B"/>
+          <w:sz w:val="18"/>
+          <w:szCs w:val="18"/>
+        </w:rPr>
+        <w:t>entry  |</w:t>
+      </w:r>
+      <w:proofErr w:type="gramEnd"/>
+      <w:r>
+        <w:rPr>
+          <w:i/>
+          <w:color w:val="64748B"/>
+          <w:sz w:val="18"/>
+          <w:szCs w:val="18"/>
+        </w:rPr>
+        <w:t xml:space="preserve">  10 points</w:t>
       </w:r>
     </w:p>
     <w:p>
@@ -731,7 +827,7 @@
         <w:t xml:space="preserve">Shown to teams as: </w:t>
       </w:r>
       <w:r>
-        <w:t xml:space="preserve">Use GPS telemetry or plotted position data to determine the semi-major axis of the orbit, in km.</w:t>
+        <w:t>Use GPS telemetry or plotted position data to determine the semi-major axis of the orbit, in km.</w:t>
       </w:r>
     </w:p>
     <w:p>
@@ -742,7 +838,7 @@
         <w:t xml:space="preserve">Correct answer: </w:t>
       </w:r>
       <w:r>
-        <w:t xml:space="preserve">7100 km (accepted within +/- 50 km)</w:t>
+        <w:t>7100 km (accepted within +/- 50 km)</w:t>
       </w:r>
     </w:p>
     <w:p>
@@ -753,7 +849,7 @@
         <w:t xml:space="preserve">Why: </w:t>
       </w:r>
       <w:r>
-        <w:t xml:space="preserve">The configured semi-major axis is 7100 km.</w:t>
+        <w:t>The configured semi-major axis is 7100 km.</w:t>
       </w:r>
     </w:p>
     <w:p>
@@ -761,7 +857,7 @@
         <w:pStyle w:val="Heading2"/>
       </w:pPr>
       <w:r>
-        <w:t xml:space="preserve">Payload Operations</w:t>
+        <w:t>Payload Operations</w:t>
       </w:r>
     </w:p>
     <w:p>
@@ -777,7 +873,15 @@
         <w:spacing w:before="80" w:after="140"/>
       </w:pPr>
       <w:r>
-        <w:t xml:space="preserve">Q5. What is the highest wattage of power that each solar panel can contribute?</w:t>
+        <w:t xml:space="preserve">Q5. What is the highest </w:t>
+      </w:r>
+      <w:proofErr w:type="gramStart"/>
+      <w:r>
+        <w:t>wattage</w:t>
+      </w:r>
+      <w:proofErr w:type="gramEnd"/>
+      <w:r>
+        <w:t xml:space="preserve"> of power that each solar panel can contribute?</w:t>
       </w:r>
     </w:p>
     <w:p>
@@ -791,7 +895,27 @@
           <w:sz w:val="18"/>
           <w:szCs w:val="18"/>
         </w:rPr>
-        <w:t xml:space="preserve">Numeric entry  |  10 points</w:t>
+        <w:t xml:space="preserve">Numeric </w:t>
+      </w:r>
+      <w:proofErr w:type="gramStart"/>
+      <w:r>
+        <w:rPr>
+          <w:i/>
+          <w:color w:val="64748B"/>
+          <w:sz w:val="18"/>
+          <w:szCs w:val="18"/>
+        </w:rPr>
+        <w:t>entry  |</w:t>
+      </w:r>
+      <w:proofErr w:type="gramEnd"/>
+      <w:r>
+        <w:rPr>
+          <w:i/>
+          <w:color w:val="64748B"/>
+          <w:sz w:val="18"/>
+          <w:szCs w:val="18"/>
+        </w:rPr>
+        <w:t xml:space="preserve">  10 points</w:t>
       </w:r>
     </w:p>
     <w:p>
@@ -802,7 +926,7 @@
         <w:t xml:space="preserve">Shown to teams as: </w:t>
       </w:r>
       <w:r>
-        <w:t xml:space="preserve">Answer in watts for a single panel at peak power.</w:t>
+        <w:t>Answer in watts for a single panel at peak power.</w:t>
       </w:r>
     </w:p>
     <w:p>
@@ -813,7 +937,7 @@
         <w:t xml:space="preserve">Correct answer: </w:t>
       </w:r>
       <w:r>
-        <w:t xml:space="preserve">163.6 W (accepted within +/- 1 W)</w:t>
+        <w:t>163.6 W (accepted within +/- 1 W)</w:t>
       </w:r>
     </w:p>
     <w:p>
@@ -824,7 +948,7 @@
         <w:t xml:space="preserve">Why: </w:t>
       </w:r>
       <w:r>
-        <w:t xml:space="preserve">With panels sun-pointed, each 0.3 m² panel at 40% efficiency reaches approximately 163.6 W.</w:t>
+        <w:t>With panels sun-pointed, each 0.3 m² panel at 40% efficiency reaches approximately 163.6 W.</w:t>
       </w:r>
     </w:p>
     <w:p>
@@ -840,7 +964,7 @@
         <w:spacing w:before="360" w:after="140"/>
       </w:pPr>
       <w:r>
-        <w:t xml:space="preserve">Q6. Which guidance pointing mode maximizes solar panel power generation?</w:t>
+        <w:t>Q6. Which guidance pointing mode maximizes solar panel power generation?</w:t>
       </w:r>
     </w:p>
     <w:p>
@@ -854,7 +978,27 @@
           <w:sz w:val="18"/>
           <w:szCs w:val="18"/>
         </w:rPr>
-        <w:t xml:space="preserve">Single choice  |  10 points</w:t>
+        <w:t xml:space="preserve">Single </w:t>
+      </w:r>
+      <w:proofErr w:type="gramStart"/>
+      <w:r>
+        <w:rPr>
+          <w:i/>
+          <w:color w:val="64748B"/>
+          <w:sz w:val="18"/>
+          <w:szCs w:val="18"/>
+        </w:rPr>
+        <w:t>choice  |</w:t>
+      </w:r>
+      <w:proofErr w:type="gramEnd"/>
+      <w:r>
+        <w:rPr>
+          <w:i/>
+          <w:color w:val="64748B"/>
+          <w:sz w:val="18"/>
+          <w:szCs w:val="18"/>
+        </w:rPr>
+        <w:t xml:space="preserve">  10 points</w:t>
       </w:r>
     </w:p>
     <w:p>
@@ -865,81 +1009,82 @@
         <w:t xml:space="preserve">Shown to teams as: </w:t>
       </w:r>
       <w:r>
-        <w:t xml:space="preserve">Select the guidance mode used to orient the solar panels toward the Sun for maximum power input.</w:t>
-      </w:r>
-    </w:p>
-    <w:p>
-      <w:pPr>
-        <w:pStyle w:val="ListParagraph"/>
-        <w:numPr>
-          <w:ilvl w:val="0"/>
-          <w:numId w:val="1"/>
-        </w:numPr>
-      </w:pPr>
-      <w:r>
-        <w:t xml:space="preserve">Ground</w:t>
-      </w:r>
-    </w:p>
-    <w:p>
-      <w:pPr>
-        <w:pStyle w:val="ListParagraph"/>
-        <w:numPr>
-          <w:ilvl w:val="0"/>
-          <w:numId w:val="1"/>
-        </w:numPr>
-      </w:pPr>
-      <w:r>
-        <w:t xml:space="preserve">Idle</w:t>
-      </w:r>
-    </w:p>
-    <w:p>
-      <w:pPr>
-        <w:pStyle w:val="ListParagraph"/>
-        <w:numPr>
-          <w:ilvl w:val="0"/>
-          <w:numId w:val="1"/>
-        </w:numPr>
-      </w:pPr>
-      <w:r>
-        <w:t xml:space="preserve">Inertial</w:t>
-      </w:r>
-    </w:p>
-    <w:p>
-      <w:pPr>
-        <w:pStyle w:val="ListParagraph"/>
-        <w:numPr>
-          <w:ilvl w:val="0"/>
-          <w:numId w:val="1"/>
-        </w:numPr>
-      </w:pPr>
-      <w:r>
-        <w:t xml:space="preserve">Nadir</w:t>
-      </w:r>
-    </w:p>
-    <w:p>
-      <w:pPr>
-        <w:pStyle w:val="ListParagraph"/>
-        <w:numPr>
-          <w:ilvl w:val="0"/>
-          <w:numId w:val="1"/>
-        </w:numPr>
-      </w:pPr>
-      <w:r>
-        <w:rPr>
-          <w:b/>
-        </w:rPr>
-        <w:t xml:space="preserve">Sun (correct)</w:t>
-      </w:r>
-    </w:p>
-    <w:p>
-      <w:r>
-        <w:rPr>
-          <w:b/>
-        </w:rPr>
+        <w:t>Select the guidance mode used to orient the solar panels toward the Sun for maximum power input.</w:t>
+      </w:r>
+    </w:p>
+    <w:p>
+      <w:pPr>
+        <w:pStyle w:val="ListParagraph"/>
+        <w:numPr>
+          <w:ilvl w:val="0"/>
+          <w:numId w:val="1"/>
+        </w:numPr>
+      </w:pPr>
+      <w:r>
+        <w:t>Ground</w:t>
+      </w:r>
+    </w:p>
+    <w:p>
+      <w:pPr>
+        <w:pStyle w:val="ListParagraph"/>
+        <w:numPr>
+          <w:ilvl w:val="0"/>
+          <w:numId w:val="1"/>
+        </w:numPr>
+      </w:pPr>
+      <w:r>
+        <w:t>Idle</w:t>
+      </w:r>
+    </w:p>
+    <w:p>
+      <w:pPr>
+        <w:pStyle w:val="ListParagraph"/>
+        <w:numPr>
+          <w:ilvl w:val="0"/>
+          <w:numId w:val="1"/>
+        </w:numPr>
+      </w:pPr>
+      <w:r>
+        <w:t>Inertial</w:t>
+      </w:r>
+    </w:p>
+    <w:p>
+      <w:pPr>
+        <w:pStyle w:val="ListParagraph"/>
+        <w:numPr>
+          <w:ilvl w:val="0"/>
+          <w:numId w:val="1"/>
+        </w:numPr>
+      </w:pPr>
+      <w:r>
+        <w:t>Nadir</w:t>
+      </w:r>
+    </w:p>
+    <w:p>
+      <w:pPr>
+        <w:pStyle w:val="ListParagraph"/>
+        <w:numPr>
+          <w:ilvl w:val="0"/>
+          <w:numId w:val="1"/>
+        </w:numPr>
+      </w:pPr>
+      <w:r>
+        <w:rPr>
+          <w:b/>
+        </w:rPr>
+        <w:t>Sun (correct)</w:t>
+      </w:r>
+    </w:p>
+    <w:p>
+      <w:r>
+        <w:rPr>
+          <w:b/>
+        </w:rPr>
+        <w:lastRenderedPageBreak/>
         <w:t xml:space="preserve">Correct answer: </w:t>
       </w:r>
       <w:r>
-        <w:t xml:space="preserve">Sun</w:t>
+        <w:t>Sun</w:t>
       </w:r>
     </w:p>
     <w:p>
@@ -950,7 +1095,7 @@
         <w:t xml:space="preserve">Why: </w:t>
       </w:r>
       <w:r>
-        <w:t xml:space="preserve">Sun pointing aligns the solar panels with the Sun to maximize power generation.</w:t>
+        <w:t>Sun pointing aligns the solar panels with the Sun to maximize power generation.</w:t>
       </w:r>
     </w:p>
     <w:p>
@@ -966,7 +1111,7 @@
         <w:spacing w:before="360" w:after="140"/>
       </w:pPr>
       <w:r>
-        <w:t xml:space="preserve">Q7. What is the nominal battery capacity of the spacecraft?</w:t>
+        <w:t>Q7. What is the nominal battery capacity of the spacecraft?</w:t>
       </w:r>
     </w:p>
     <w:p>
@@ -980,7 +1125,27 @@
           <w:sz w:val="18"/>
           <w:szCs w:val="18"/>
         </w:rPr>
-        <w:t xml:space="preserve">Numeric entry  |  10 points</w:t>
+        <w:t xml:space="preserve">Numeric </w:t>
+      </w:r>
+      <w:proofErr w:type="gramStart"/>
+      <w:r>
+        <w:rPr>
+          <w:i/>
+          <w:color w:val="64748B"/>
+          <w:sz w:val="18"/>
+          <w:szCs w:val="18"/>
+        </w:rPr>
+        <w:t>entry  |</w:t>
+      </w:r>
+      <w:proofErr w:type="gramEnd"/>
+      <w:r>
+        <w:rPr>
+          <w:i/>
+          <w:color w:val="64748B"/>
+          <w:sz w:val="18"/>
+          <w:szCs w:val="18"/>
+        </w:rPr>
+        <w:t xml:space="preserve">  10 points</w:t>
       </w:r>
     </w:p>
     <w:p>
@@ -991,7 +1156,7 @@
         <w:t xml:space="preserve">Shown to teams as: </w:t>
       </w:r>
       <w:r>
-        <w:t xml:space="preserve">Find the battery nominal capacity from telemetry or component configuration data.</w:t>
+        <w:t>Find the battery nominal capacity from telemetry or component configuration data.</w:t>
       </w:r>
     </w:p>
     <w:p>
@@ -1002,7 +1167,7 @@
         <w:t xml:space="preserve">Correct answer: </w:t>
       </w:r>
       <w:r>
-        <w:t xml:space="preserve">80 Ah (exact value required)</w:t>
+        <w:t>80 Ah (exact value required)</w:t>
       </w:r>
     </w:p>
     <w:p>
@@ -1013,7 +1178,7 @@
         <w:t xml:space="preserve">Why: </w:t>
       </w:r>
       <w:r>
-        <w:t xml:space="preserve">The battery is configured with a nominal capacity of 80 Ah.</w:t>
+        <w:t>The battery is configured with a nominal capacity of 80 Ah.</w:t>
       </w:r>
     </w:p>
     <w:p>
@@ -1021,8 +1186,13 @@
         <w:pStyle w:val="Heading2"/>
       </w:pPr>
       <w:r>
-        <w:t xml:space="preserve">Mission Lead</w:t>
-      </w:r>
+        <w:t xml:space="preserve">Mission </w:t>
+      </w:r>
+      <w:proofErr w:type="gramStart"/>
+      <w:r>
+        <w:t>Lead</w:t>
+      </w:r>
+      <w:proofErr w:type="gramEnd"/>
     </w:p>
     <w:p>
       <w:pPr>
@@ -1037,7 +1207,7 @@
         <w:spacing w:before="80" w:after="140"/>
       </w:pPr>
       <w:r>
-        <w:t xml:space="preserve">Q8. Who has authority to declare 'go' for payload operations after comms checkout?</w:t>
+        <w:t>Q8. Who has authority to declare 'go' for payload operations after comms checkout?</w:t>
       </w:r>
     </w:p>
     <w:p>
@@ -1051,7 +1221,27 @@
           <w:sz w:val="18"/>
           <w:szCs w:val="18"/>
         </w:rPr>
-        <w:t xml:space="preserve">Single choice  |  10 points</w:t>
+        <w:t xml:space="preserve">Single </w:t>
+      </w:r>
+      <w:proofErr w:type="gramStart"/>
+      <w:r>
+        <w:rPr>
+          <w:i/>
+          <w:color w:val="64748B"/>
+          <w:sz w:val="18"/>
+          <w:szCs w:val="18"/>
+        </w:rPr>
+        <w:t>choice  |</w:t>
+      </w:r>
+      <w:proofErr w:type="gramEnd"/>
+      <w:r>
+        <w:rPr>
+          <w:i/>
+          <w:color w:val="64748B"/>
+          <w:sz w:val="18"/>
+          <w:szCs w:val="18"/>
+        </w:rPr>
+        <w:t xml:space="preserve">  10 points</w:t>
       </w:r>
     </w:p>
     <w:p>
@@ -1062,58 +1252,72 @@
         <w:t xml:space="preserve">Shown to teams as: </w:t>
       </w:r>
       <w:r>
-        <w:t xml:space="preserve">Refer to your team roles and standard mission rules of engagement.</w:t>
-      </w:r>
-    </w:p>
-    <w:p>
-      <w:pPr>
-        <w:pStyle w:val="ListParagraph"/>
-        <w:numPr>
-          <w:ilvl w:val="0"/>
-          <w:numId w:val="1"/>
-        </w:numPr>
-      </w:pPr>
-      <w:r>
-        <w:t xml:space="preserve">Ground Network Coordinator</w:t>
-      </w:r>
-    </w:p>
-    <w:p>
-      <w:pPr>
-        <w:pStyle w:val="ListParagraph"/>
-        <w:numPr>
-          <w:ilvl w:val="0"/>
-          <w:numId w:val="1"/>
-        </w:numPr>
-      </w:pPr>
-      <w:r>
-        <w:rPr>
-          <w:b/>
-        </w:rPr>
-        <w:t xml:space="preserve">Mission Lead (correct)</w:t>
-      </w:r>
-    </w:p>
-    <w:p>
-      <w:pPr>
-        <w:pStyle w:val="ListParagraph"/>
-        <w:numPr>
-          <w:ilvl w:val="0"/>
-          <w:numId w:val="1"/>
-        </w:numPr>
-      </w:pPr>
-      <w:r>
-        <w:t xml:space="preserve">Payload Operator</w:t>
-      </w:r>
-    </w:p>
-    <w:p>
-      <w:pPr>
-        <w:pStyle w:val="ListParagraph"/>
-        <w:numPr>
-          <w:ilvl w:val="0"/>
-          <w:numId w:val="1"/>
-        </w:numPr>
-      </w:pPr>
-      <w:r>
-        <w:t xml:space="preserve">Satellite Operator</w:t>
+        <w:t>Refer to your team roles and standard mission rules of engagement.</w:t>
+      </w:r>
+    </w:p>
+    <w:p>
+      <w:pPr>
+        <w:pStyle w:val="ListParagraph"/>
+        <w:numPr>
+          <w:ilvl w:val="0"/>
+          <w:numId w:val="1"/>
+        </w:numPr>
+      </w:pPr>
+      <w:r>
+        <w:t>Ground Network Coordinator</w:t>
+      </w:r>
+    </w:p>
+    <w:p>
+      <w:pPr>
+        <w:pStyle w:val="ListParagraph"/>
+        <w:numPr>
+          <w:ilvl w:val="0"/>
+          <w:numId w:val="1"/>
+        </w:numPr>
+      </w:pPr>
+      <w:r>
+        <w:rPr>
+          <w:b/>
+        </w:rPr>
+        <w:t xml:space="preserve">Mission </w:t>
+      </w:r>
+      <w:proofErr w:type="gramStart"/>
+      <w:r>
+        <w:rPr>
+          <w:b/>
+        </w:rPr>
+        <w:t>Lead</w:t>
+      </w:r>
+      <w:proofErr w:type="gramEnd"/>
+      <w:r>
+        <w:rPr>
+          <w:b/>
+        </w:rPr>
+        <w:t xml:space="preserve"> (correct)</w:t>
+      </w:r>
+    </w:p>
+    <w:p>
+      <w:pPr>
+        <w:pStyle w:val="ListParagraph"/>
+        <w:numPr>
+          <w:ilvl w:val="0"/>
+          <w:numId w:val="1"/>
+        </w:numPr>
+      </w:pPr>
+      <w:r>
+        <w:t>Payload Operator</w:t>
+      </w:r>
+    </w:p>
+    <w:p>
+      <w:pPr>
+        <w:pStyle w:val="ListParagraph"/>
+        <w:numPr>
+          <w:ilvl w:val="0"/>
+          <w:numId w:val="1"/>
+        </w:numPr>
+      </w:pPr>
+      <w:r>
+        <w:t>Satellite Operator</w:t>
       </w:r>
     </w:p>
     <w:p>
@@ -1124,7 +1328,7 @@
         <w:t xml:space="preserve">Correct answer: </w:t>
       </w:r>
       <w:r>
-        <w:t xml:space="preserve">Mission Lead</w:t>
+        <w:t>Mission Lead</w:t>
       </w:r>
     </w:p>
     <w:p>
@@ -1135,7 +1339,7 @@
         <w:t xml:space="preserve">Why: </w:t>
       </w:r>
       <w:r>
-        <w:t xml:space="preserve">The Mission Lead holds go/no-go authority for transitioning from comms checkout to payload operations.</w:t>
+        <w:t>The Mission Lead holds go/no-go authority for transitioning from comms checkout to payload operations.</w:t>
       </w:r>
     </w:p>
     <w:p>
@@ -1151,7 +1355,7 @@
         <w:spacing w:before="360" w:after="140"/>
       </w:pPr>
       <w:r>
-        <w:t xml:space="preserve">Q9. Who is responsible for commanding and verifying the sun-pointing maneuver?</w:t>
+        <w:t>Q9. Who is responsible for commanding and verifying the sun-pointing maneuver?</w:t>
       </w:r>
     </w:p>
     <w:p>
@@ -1165,7 +1369,27 @@
           <w:sz w:val="18"/>
           <w:szCs w:val="18"/>
         </w:rPr>
-        <w:t xml:space="preserve">Single choice  |  10 points</w:t>
+        <w:t xml:space="preserve">Single </w:t>
+      </w:r>
+      <w:proofErr w:type="gramStart"/>
+      <w:r>
+        <w:rPr>
+          <w:i/>
+          <w:color w:val="64748B"/>
+          <w:sz w:val="18"/>
+          <w:szCs w:val="18"/>
+        </w:rPr>
+        <w:t>choice  |</w:t>
+      </w:r>
+      <w:proofErr w:type="gramEnd"/>
+      <w:r>
+        <w:rPr>
+          <w:i/>
+          <w:color w:val="64748B"/>
+          <w:sz w:val="18"/>
+          <w:szCs w:val="18"/>
+        </w:rPr>
+        <w:t xml:space="preserve">  10 points</w:t>
       </w:r>
     </w:p>
     <w:p>
@@ -1176,58 +1400,63 @@
         <w:t xml:space="preserve">Shown to teams as: </w:t>
       </w:r>
       <w:r>
-        <w:t xml:space="preserve">Refer to your team roles and standard mission rules of engagement.</w:t>
-      </w:r>
-    </w:p>
-    <w:p>
-      <w:pPr>
-        <w:pStyle w:val="ListParagraph"/>
-        <w:numPr>
-          <w:ilvl w:val="0"/>
-          <w:numId w:val="1"/>
-        </w:numPr>
-      </w:pPr>
-      <w:r>
-        <w:t xml:space="preserve">Ground Network Coordinator</w:t>
-      </w:r>
-    </w:p>
-    <w:p>
-      <w:pPr>
-        <w:pStyle w:val="ListParagraph"/>
-        <w:numPr>
-          <w:ilvl w:val="0"/>
-          <w:numId w:val="1"/>
-        </w:numPr>
-      </w:pPr>
-      <w:r>
-        <w:t xml:space="preserve">Mission Lead</w:t>
-      </w:r>
-    </w:p>
-    <w:p>
-      <w:pPr>
-        <w:pStyle w:val="ListParagraph"/>
-        <w:numPr>
-          <w:ilvl w:val="0"/>
-          <w:numId w:val="1"/>
-        </w:numPr>
-      </w:pPr>
-      <w:r>
-        <w:t xml:space="preserve">Payload Operator</w:t>
-      </w:r>
-    </w:p>
-    <w:p>
-      <w:pPr>
-        <w:pStyle w:val="ListParagraph"/>
-        <w:numPr>
-          <w:ilvl w:val="0"/>
-          <w:numId w:val="1"/>
-        </w:numPr>
-      </w:pPr>
-      <w:r>
-        <w:rPr>
-          <w:b/>
-        </w:rPr>
-        <w:t xml:space="preserve">Satellite Operator (correct)</w:t>
+        <w:t>Refer to your team roles and standard mission rules of engagement.</w:t>
+      </w:r>
+    </w:p>
+    <w:p>
+      <w:pPr>
+        <w:pStyle w:val="ListParagraph"/>
+        <w:numPr>
+          <w:ilvl w:val="0"/>
+          <w:numId w:val="1"/>
+        </w:numPr>
+      </w:pPr>
+      <w:r>
+        <w:t>Ground Network Coordinator</w:t>
+      </w:r>
+    </w:p>
+    <w:p>
+      <w:pPr>
+        <w:pStyle w:val="ListParagraph"/>
+        <w:numPr>
+          <w:ilvl w:val="0"/>
+          <w:numId w:val="1"/>
+        </w:numPr>
+      </w:pPr>
+      <w:r>
+        <w:t xml:space="preserve">Mission </w:t>
+      </w:r>
+      <w:proofErr w:type="gramStart"/>
+      <w:r>
+        <w:t>Lead</w:t>
+      </w:r>
+      <w:proofErr w:type="gramEnd"/>
+    </w:p>
+    <w:p>
+      <w:pPr>
+        <w:pStyle w:val="ListParagraph"/>
+        <w:numPr>
+          <w:ilvl w:val="0"/>
+          <w:numId w:val="1"/>
+        </w:numPr>
+      </w:pPr>
+      <w:r>
+        <w:t>Payload Operator</w:t>
+      </w:r>
+    </w:p>
+    <w:p>
+      <w:pPr>
+        <w:pStyle w:val="ListParagraph"/>
+        <w:numPr>
+          <w:ilvl w:val="0"/>
+          <w:numId w:val="1"/>
+        </w:numPr>
+      </w:pPr>
+      <w:r>
+        <w:rPr>
+          <w:b/>
+        </w:rPr>
+        <w:t>Satellite Operator (correct)</w:t>
       </w:r>
     </w:p>
     <w:p>
@@ -1238,7 +1467,7 @@
         <w:t xml:space="preserve">Correct answer: </w:t>
       </w:r>
       <w:r>
-        <w:t xml:space="preserve">Satellite Operator</w:t>
+        <w:t>Satellite Operator</w:t>
       </w:r>
     </w:p>
     <w:p>
@@ -1249,7 +1478,7 @@
         <w:t xml:space="preserve">Why: </w:t>
       </w:r>
       <w:r>
-        <w:t xml:space="preserve">The Satellite Operator commands and verifies guidance pointing, including the sun-pointing maneuver used for power operations.</w:t>
+        <w:t>The Satellite Operator commands and verifies guidance pointing, including the sun-pointing maneuver used for power operations.</w:t>
       </w:r>
     </w:p>
     <w:p>
@@ -1265,7 +1494,7 @@
         <w:spacing w:before="360" w:after="140"/>
       </w:pPr>
       <w:r>
-        <w:t xml:space="preserve">Q10. If downlink quality is insufficient for payload tasking, who should Satellite Operations notify first?</w:t>
+        <w:t>Q10. If downlink quality is insufficient for payload tasking, who should Satellite Operations notify first?</w:t>
       </w:r>
     </w:p>
     <w:p>
@@ -1279,7 +1508,27 @@
           <w:sz w:val="18"/>
           <w:szCs w:val="18"/>
         </w:rPr>
-        <w:t xml:space="preserve">Single choice  |  10 points</w:t>
+        <w:t xml:space="preserve">Single </w:t>
+      </w:r>
+      <w:proofErr w:type="gramStart"/>
+      <w:r>
+        <w:rPr>
+          <w:i/>
+          <w:color w:val="64748B"/>
+          <w:sz w:val="18"/>
+          <w:szCs w:val="18"/>
+        </w:rPr>
+        <w:t>choice  |</w:t>
+      </w:r>
+      <w:proofErr w:type="gramEnd"/>
+      <w:r>
+        <w:rPr>
+          <w:i/>
+          <w:color w:val="64748B"/>
+          <w:sz w:val="18"/>
+          <w:szCs w:val="18"/>
+        </w:rPr>
+        <w:t xml:space="preserve">  10 points</w:t>
       </w:r>
     </w:p>
     <w:p>
@@ -1290,58 +1539,81 @@
         <w:t xml:space="preserve">Shown to teams as: </w:t>
       </w:r>
       <w:r>
-        <w:t xml:space="preserve">Refer to your team roles and escalation procedures during the exercise.</w:t>
-      </w:r>
-    </w:p>
-    <w:p>
-      <w:pPr>
-        <w:pStyle w:val="ListParagraph"/>
-        <w:numPr>
-          <w:ilvl w:val="0"/>
-          <w:numId w:val="1"/>
-        </w:numPr>
-      </w:pPr>
-      <w:r>
-        <w:t xml:space="preserve">Ground Network Coordinator</w:t>
-      </w:r>
-    </w:p>
-    <w:p>
-      <w:pPr>
-        <w:pStyle w:val="ListParagraph"/>
-        <w:numPr>
-          <w:ilvl w:val="0"/>
-          <w:numId w:val="1"/>
-        </w:numPr>
-      </w:pPr>
-      <w:r>
-        <w:rPr>
-          <w:b/>
-        </w:rPr>
-        <w:t xml:space="preserve">Mission Lead (correct)</w:t>
-      </w:r>
-    </w:p>
-    <w:p>
-      <w:pPr>
-        <w:pStyle w:val="ListParagraph"/>
-        <w:numPr>
-          <w:ilvl w:val="0"/>
-          <w:numId w:val="1"/>
-        </w:numPr>
-      </w:pPr>
-      <w:r>
-        <w:t xml:space="preserve">Payload Operator</w:t>
-      </w:r>
-    </w:p>
-    <w:p>
-      <w:pPr>
-        <w:pStyle w:val="ListParagraph"/>
-        <w:numPr>
-          <w:ilvl w:val="0"/>
-          <w:numId w:val="1"/>
-        </w:numPr>
-      </w:pPr>
-      <w:r>
-        <w:t xml:space="preserve">Satellite Operator</w:t>
+        <w:t xml:space="preserve">Refer to your team roles and escalation procedures during </w:t>
+      </w:r>
+      <w:proofErr w:type="gramStart"/>
+      <w:r>
+        <w:t>the exercise</w:t>
+      </w:r>
+      <w:proofErr w:type="gramEnd"/>
+      <w:r>
+        <w:t>.</w:t>
+      </w:r>
+    </w:p>
+    <w:p>
+      <w:pPr>
+        <w:pStyle w:val="ListParagraph"/>
+        <w:numPr>
+          <w:ilvl w:val="0"/>
+          <w:numId w:val="1"/>
+        </w:numPr>
+      </w:pPr>
+      <w:r>
+        <w:t>Ground Network Coordinator</w:t>
+      </w:r>
+    </w:p>
+    <w:p>
+      <w:pPr>
+        <w:pStyle w:val="ListParagraph"/>
+        <w:numPr>
+          <w:ilvl w:val="0"/>
+          <w:numId w:val="1"/>
+        </w:numPr>
+      </w:pPr>
+      <w:r>
+        <w:rPr>
+          <w:b/>
+        </w:rPr>
+        <w:lastRenderedPageBreak/>
+        <w:t xml:space="preserve">Mission </w:t>
+      </w:r>
+      <w:proofErr w:type="gramStart"/>
+      <w:r>
+        <w:rPr>
+          <w:b/>
+        </w:rPr>
+        <w:t>Lead</w:t>
+      </w:r>
+      <w:proofErr w:type="gramEnd"/>
+      <w:r>
+        <w:rPr>
+          <w:b/>
+        </w:rPr>
+        <w:t xml:space="preserve"> (correct)</w:t>
+      </w:r>
+    </w:p>
+    <w:p>
+      <w:pPr>
+        <w:pStyle w:val="ListParagraph"/>
+        <w:numPr>
+          <w:ilvl w:val="0"/>
+          <w:numId w:val="1"/>
+        </w:numPr>
+      </w:pPr>
+      <w:r>
+        <w:t>Payload Operator</w:t>
+      </w:r>
+    </w:p>
+    <w:p>
+      <w:pPr>
+        <w:pStyle w:val="ListParagraph"/>
+        <w:numPr>
+          <w:ilvl w:val="0"/>
+          <w:numId w:val="1"/>
+        </w:numPr>
+      </w:pPr>
+      <w:r>
+        <w:t>Satellite Operator</w:t>
       </w:r>
     </w:p>
     <w:p>
@@ -1352,7 +1624,7 @@
         <w:t xml:space="preserve">Correct answer: </w:t>
       </w:r>
       <w:r>
-        <w:t xml:space="preserve">Mission Lead</w:t>
+        <w:t>Mission Lead</w:t>
       </w:r>
     </w:p>
     <w:p>
@@ -1363,22 +1635,41 @@
         <w:t xml:space="preserve">Why: </w:t>
       </w:r>
       <w:r>
-        <w:t xml:space="preserve">Satellite Operations escalates link-quality issues to the Mission Lead first so the team can hold or replan payload tasking.</w:t>
+        <w:t xml:space="preserve">Satellite Operations escalates link-quality issues to the Mission Lead first so the team can hold or </w:t>
+      </w:r>
+      <w:proofErr w:type="gramStart"/>
+      <w:r>
+        <w:t>replan</w:t>
+      </w:r>
+      <w:proofErr w:type="gramEnd"/>
+      <w:r>
+        <w:t xml:space="preserve"> payload </w:t>
+      </w:r>
+      <w:proofErr w:type="gramStart"/>
+      <w:r>
+        <w:t>tasking</w:t>
+      </w:r>
+      <w:proofErr w:type="gramEnd"/>
+      <w:r>
+        <w:t>.</w:t>
       </w:r>
     </w:p>
     <w:sectPr>
       <w:pgSz w:w="11906" w:h="16838"/>
       <w:pgMar w:top="1134" w:right="1134" w:bottom="1134" w:left="1134" w:header="709" w:footer="709" w:gutter="0"/>
+      <w:cols w:space="720"/>
     </w:sectPr>
   </w:body>
 </w:document>
 </file>
 
 <file path=word/numbering.xml><?xml version="1.0" encoding="utf-8"?>
-<w:numbering xmlns:w="http://schemas.openxmlformats.org/wordprocessingml/2006/main">
-  <w:abstractNum w:abstractNumId="0">
+<w:numbering xmlns:wpc="http://schemas.microsoft.com/office/word/2010/wordprocessingCanvas" xmlns:cx="http://schemas.microsoft.com/office/drawing/2014/chartex" xmlns:cx1="http://schemas.microsoft.com/office/drawing/2015/9/8/chartex" xmlns:cx2="http://schemas.microsoft.com/office/drawing/2015/10/21/chartex" xmlns:cx3="http://schemas.microsoft.com/office/drawing/2016/5/9/chartex" xmlns:cx4="http://schemas.microsoft.com/office/drawing/2016/5/10/chartex" xmlns:cx5="http://schemas.microsoft.com/office/drawing/2016/5/11/chartex" xmlns:cx6="http://schemas.microsoft.com/office/drawing/2016/5/12/chartex" xmlns:cx7="http://schemas.microsoft.com/office/drawing/2016/5/13/chartex" xmlns:cx8="http://schemas.microsoft.com/office/drawing/2016/5/14/chartex" xmlns:mc="http://schemas.openxmlformats.org/markup-compatibility/2006" xmlns:aink="http://schemas.microsoft.com/office/drawing/2016/ink" xmlns:am3d="http://schemas.microsoft.com/office/drawing/2017/model3d" xmlns:o="urn:schemas-microsoft-com:office:office" xmlns:oel="http://schemas.microsoft.com/office/2019/extlst" xmlns:r="http://schemas.openxmlformats.org/officeDocument/2006/relationships" xmlns:m="http://schemas.openxmlformats.org/officeDocument/2006/math" xmlns:v="urn:schemas-microsoft-com:vml" xmlns:wp14="http://schemas.microsoft.com/office/word/2010/wordprocessingDrawing" xmlns:wp="http://schemas.openxmlformats.org/drawingml/2006/wordprocessingDrawing" xmlns:w10="urn:schemas-microsoft-com:office:word" xmlns:w="http://schemas.openxmlformats.org/wordprocessingml/2006/main" xmlns:w14="http://schemas.microsoft.com/office/word/2010/wordml" xmlns:w15="http://schemas.microsoft.com/office/word/2012/wordml" xmlns:w16cex="http://schemas.microsoft.com/office/word/2018/wordml/cex" xmlns:w16cid="http://schemas.microsoft.com/office/word/2016/wordml/cid" xmlns:w16="http://schemas.microsoft.com/office/word/2018/wordml" xmlns:w16du="http://schemas.microsoft.com/office/word/2023/wordml/word16du" xmlns:w16sdtdh="http://schemas.microsoft.com/office/word/2020/wordml/sdtdatahash" xmlns:w16sdtfl="http://schemas.microsoft.com/office/word/2024/wordml/sdtformatlock" xmlns:w16se="http://schemas.microsoft.com/office/word/2015/wordml/symex" xmlns:wpg="http://schemas.microsoft.com/office/word/2010/wordprocessingGroup" xmlns:wpi="http://schemas.microsoft.com/office/word/2010/wordprocessingInk" xmlns:wne="http://schemas.microsoft.com/office/word/2006/wordml" xmlns:wps="http://schemas.microsoft.com/office/word/2010/wordprocessingShape" mc:Ignorable="w14 w15 w16se w16cid w16 w16cex w16sdtdh w16sdtfl w16du wp14">
+  <w:abstractNum w:abstractNumId="0" w15:restartNumberingAfterBreak="0">
+    <w:nsid w:val="752C6A9B"/>
     <w:multiLevelType w:val="hybridMultilevel"/>
-    <w:lvl w:ilvl="0">
+    <w:tmpl w:val="58BED2EE"/>
+    <w:lvl w:ilvl="0" w:tplc="ACF47E1C">
       <w:start w:val="1"/>
       <w:numFmt w:val="bullet"/>
       <w:lvlText w:val=""/>
@@ -1390,21 +1681,62 @@
         <w:rFonts w:ascii="Symbol" w:hAnsi="Symbol" w:hint="default"/>
       </w:rPr>
     </w:lvl>
+    <w:lvl w:ilvl="1" w:tplc="6AEA0EF0">
+      <w:numFmt w:val="decimal"/>
+      <w:lvlText w:val=""/>
+      <w:lvlJc w:val="left"/>
+    </w:lvl>
+    <w:lvl w:ilvl="2" w:tplc="8F5668DC">
+      <w:numFmt w:val="decimal"/>
+      <w:lvlText w:val=""/>
+      <w:lvlJc w:val="left"/>
+    </w:lvl>
+    <w:lvl w:ilvl="3" w:tplc="219EFED8">
+      <w:numFmt w:val="decimal"/>
+      <w:lvlText w:val=""/>
+      <w:lvlJc w:val="left"/>
+    </w:lvl>
+    <w:lvl w:ilvl="4" w:tplc="4DBEF54E">
+      <w:numFmt w:val="decimal"/>
+      <w:lvlText w:val=""/>
+      <w:lvlJc w:val="left"/>
+    </w:lvl>
+    <w:lvl w:ilvl="5" w:tplc="6460489E">
+      <w:numFmt w:val="decimal"/>
+      <w:lvlText w:val=""/>
+      <w:lvlJc w:val="left"/>
+    </w:lvl>
+    <w:lvl w:ilvl="6" w:tplc="367220E2">
+      <w:numFmt w:val="decimal"/>
+      <w:lvlText w:val=""/>
+      <w:lvlJc w:val="left"/>
+    </w:lvl>
+    <w:lvl w:ilvl="7" w:tplc="C33E9C56">
+      <w:numFmt w:val="decimal"/>
+      <w:lvlText w:val=""/>
+      <w:lvlJc w:val="left"/>
+    </w:lvl>
+    <w:lvl w:ilvl="8" w:tplc="0A7A4152">
+      <w:numFmt w:val="decimal"/>
+      <w:lvlText w:val=""/>
+      <w:lvlJc w:val="left"/>
+    </w:lvl>
   </w:abstractNum>
-  <w:num w:numId="1">
+  <w:num w:numId="1" w16cid:durableId="787627717">
     <w:abstractNumId w:val="0"/>
   </w:num>
 </w:numbering>
 </file>
 
 <file path=word/styles.xml><?xml version="1.0" encoding="utf-8"?>
-<w:styles xmlns:w="http://schemas.openxmlformats.org/wordprocessingml/2006/main">
+<w:styles xmlns:mc="http://schemas.openxmlformats.org/markup-compatibility/2006" xmlns:r="http://schemas.openxmlformats.org/officeDocument/2006/relationships" xmlns:w="http://schemas.openxmlformats.org/wordprocessingml/2006/main" xmlns:w14="http://schemas.microsoft.com/office/word/2010/wordml" xmlns:w15="http://schemas.microsoft.com/office/word/2012/wordml" xmlns:w16cex="http://schemas.microsoft.com/office/word/2018/wordml/cex" xmlns:w16cid="http://schemas.microsoft.com/office/word/2016/wordml/cid" xmlns:w16="http://schemas.microsoft.com/office/word/2018/wordml" xmlns:w16du="http://schemas.microsoft.com/office/word/2023/wordml/word16du" xmlns:w16sdtdh="http://schemas.microsoft.com/office/word/2020/wordml/sdtdatahash" xmlns:w16sdtfl="http://schemas.microsoft.com/office/word/2024/wordml/sdtformatlock" xmlns:w16se="http://schemas.microsoft.com/office/word/2015/wordml/symex" mc:Ignorable="w14 w15 w16se w16cid w16 w16cex w16sdtdh w16sdtfl w16du">
   <w:docDefaults>
     <w:rPrDefault>
       <w:rPr>
-        <w:rFonts w:ascii="Calibri" w:hAnsi="Calibri" w:cs="Calibri"/>
+        <w:rFonts w:ascii="Calibri" w:eastAsia="Times New Roman" w:hAnsi="Calibri" w:cs="Calibri"/>
         <w:sz w:val="22"/>
         <w:szCs w:val="22"/>
+        <w:lang w:val="en-AU" w:eastAsia="en-AU" w:bidi="ar-SA"/>
       </w:rPr>
     </w:rPrDefault>
     <w:pPrDefault>
@@ -1413,27 +1745,395 @@
       </w:pPr>
     </w:pPrDefault>
   </w:docDefaults>
+  <w:latentStyles w:defLockedState="0" w:defUIPriority="99" w:defSemiHidden="0" w:defUnhideWhenUsed="0" w:defQFormat="0" w:count="376">
+    <w:lsdException w:name="Normal" w:uiPriority="0" w:qFormat="1"/>
+    <w:lsdException w:name="heading 1" w:uiPriority="9" w:qFormat="1"/>
+    <w:lsdException w:name="heading 2" w:semiHidden="1" w:uiPriority="9" w:unhideWhenUsed="1" w:qFormat="1"/>
+    <w:lsdException w:name="heading 3" w:semiHidden="1" w:uiPriority="9" w:unhideWhenUsed="1" w:qFormat="1"/>
+    <w:lsdException w:name="heading 4" w:semiHidden="1" w:uiPriority="9" w:unhideWhenUsed="1" w:qFormat="1"/>
+    <w:lsdException w:name="heading 5" w:semiHidden="1" w:uiPriority="9" w:unhideWhenUsed="1" w:qFormat="1"/>
+    <w:lsdException w:name="heading 6" w:semiHidden="1" w:uiPriority="9" w:unhideWhenUsed="1" w:qFormat="1"/>
+    <w:lsdException w:name="heading 7" w:semiHidden="1" w:uiPriority="9" w:unhideWhenUsed="1" w:qFormat="1"/>
+    <w:lsdException w:name="heading 8" w:semiHidden="1" w:uiPriority="9" w:unhideWhenUsed="1" w:qFormat="1"/>
+    <w:lsdException w:name="heading 9" w:semiHidden="1" w:uiPriority="9" w:unhideWhenUsed="1" w:qFormat="1"/>
+    <w:lsdException w:name="index 1" w:semiHidden="1" w:unhideWhenUsed="1"/>
+    <w:lsdException w:name="index 2" w:semiHidden="1" w:unhideWhenUsed="1"/>
+    <w:lsdException w:name="index 3" w:semiHidden="1" w:unhideWhenUsed="1"/>
+    <w:lsdException w:name="index 4" w:semiHidden="1" w:unhideWhenUsed="1"/>
+    <w:lsdException w:name="index 5" w:semiHidden="1" w:unhideWhenUsed="1"/>
+    <w:lsdException w:name="index 6" w:semiHidden="1" w:unhideWhenUsed="1"/>
+    <w:lsdException w:name="index 7" w:semiHidden="1" w:unhideWhenUsed="1"/>
+    <w:lsdException w:name="index 8" w:semiHidden="1" w:unhideWhenUsed="1"/>
+    <w:lsdException w:name="index 9" w:semiHidden="1" w:unhideWhenUsed="1"/>
+    <w:lsdException w:name="toc 1" w:semiHidden="1" w:uiPriority="39" w:unhideWhenUsed="1"/>
+    <w:lsdException w:name="toc 2" w:semiHidden="1" w:uiPriority="39" w:unhideWhenUsed="1"/>
+    <w:lsdException w:name="toc 3" w:semiHidden="1" w:uiPriority="39" w:unhideWhenUsed="1"/>
+    <w:lsdException w:name="toc 4" w:semiHidden="1" w:uiPriority="39" w:unhideWhenUsed="1"/>
+    <w:lsdException w:name="toc 5" w:semiHidden="1" w:uiPriority="39" w:unhideWhenUsed="1"/>
+    <w:lsdException w:name="toc 6" w:semiHidden="1" w:uiPriority="39" w:unhideWhenUsed="1"/>
+    <w:lsdException w:name="toc 7" w:semiHidden="1" w:uiPriority="39" w:unhideWhenUsed="1"/>
+    <w:lsdException w:name="toc 8" w:semiHidden="1" w:uiPriority="39" w:unhideWhenUsed="1"/>
+    <w:lsdException w:name="toc 9" w:semiHidden="1" w:uiPriority="39" w:unhideWhenUsed="1"/>
+    <w:lsdException w:name="Normal Indent" w:semiHidden="1" w:unhideWhenUsed="1"/>
+    <w:lsdException w:name="footnote text" w:semiHidden="1" w:unhideWhenUsed="1"/>
+    <w:lsdException w:name="annotation text" w:semiHidden="1" w:unhideWhenUsed="1"/>
+    <w:lsdException w:name="header" w:semiHidden="1" w:unhideWhenUsed="1"/>
+    <w:lsdException w:name="footer" w:semiHidden="1" w:unhideWhenUsed="1"/>
+    <w:lsdException w:name="index heading" w:semiHidden="1" w:unhideWhenUsed="1"/>
+    <w:lsdException w:name="caption" w:semiHidden="1" w:uiPriority="35" w:unhideWhenUsed="1" w:qFormat="1"/>
+    <w:lsdException w:name="table of figures" w:semiHidden="1" w:unhideWhenUsed="1"/>
+    <w:lsdException w:name="envelope address" w:semiHidden="1" w:unhideWhenUsed="1"/>
+    <w:lsdException w:name="envelope return" w:semiHidden="1" w:unhideWhenUsed="1"/>
+    <w:lsdException w:name="footnote reference" w:semiHidden="1" w:unhideWhenUsed="1"/>
+    <w:lsdException w:name="annotation reference" w:semiHidden="1" w:unhideWhenUsed="1"/>
+    <w:lsdException w:name="line number" w:semiHidden="1" w:unhideWhenUsed="1"/>
+    <w:lsdException w:name="page number" w:semiHidden="1" w:unhideWhenUsed="1"/>
+    <w:lsdException w:name="endnote reference" w:semiHidden="1" w:unhideWhenUsed="1"/>
+    <w:lsdException w:name="endnote text" w:semiHidden="1" w:unhideWhenUsed="1"/>
+    <w:lsdException w:name="table of authorities" w:semiHidden="1" w:unhideWhenUsed="1"/>
+    <w:lsdException w:name="macro" w:semiHidden="1" w:unhideWhenUsed="1"/>
+    <w:lsdException w:name="toa heading" w:semiHidden="1" w:unhideWhenUsed="1"/>
+    <w:lsdException w:name="List" w:semiHidden="1" w:unhideWhenUsed="1"/>
+    <w:lsdException w:name="List Bullet" w:semiHidden="1" w:unhideWhenUsed="1"/>
+    <w:lsdException w:name="List Number" w:semiHidden="1" w:unhideWhenUsed="1"/>
+    <w:lsdException w:name="List 2" w:semiHidden="1" w:unhideWhenUsed="1"/>
+    <w:lsdException w:name="List 3" w:semiHidden="1" w:unhideWhenUsed="1"/>
+    <w:lsdException w:name="List 4" w:semiHidden="1" w:unhideWhenUsed="1"/>
+    <w:lsdException w:name="List 5" w:semiHidden="1" w:unhideWhenUsed="1"/>
+    <w:lsdException w:name="List Bullet 2" w:semiHidden="1" w:unhideWhenUsed="1"/>
+    <w:lsdException w:name="List Bullet 3" w:semiHidden="1" w:unhideWhenUsed="1"/>
+    <w:lsdException w:name="List Bullet 4" w:semiHidden="1" w:unhideWhenUsed="1"/>
+    <w:lsdException w:name="List Bullet 5" w:semiHidden="1" w:unhideWhenUsed="1"/>
+    <w:lsdException w:name="List Number 2" w:semiHidden="1" w:unhideWhenUsed="1"/>
+    <w:lsdException w:name="List Number 3" w:semiHidden="1" w:unhideWhenUsed="1"/>
+    <w:lsdException w:name="List Number 4" w:semiHidden="1" w:unhideWhenUsed="1"/>
+    <w:lsdException w:name="List Number 5" w:semiHidden="1" w:unhideWhenUsed="1"/>
+    <w:lsdException w:name="Title" w:uiPriority="10" w:qFormat="1"/>
+    <w:lsdException w:name="Closing" w:semiHidden="1" w:unhideWhenUsed="1"/>
+    <w:lsdException w:name="Signature" w:semiHidden="1" w:unhideWhenUsed="1"/>
+    <w:lsdException w:name="Default Paragraph Font" w:semiHidden="1" w:uiPriority="1" w:unhideWhenUsed="1"/>
+    <w:lsdException w:name="Body Text" w:semiHidden="1" w:unhideWhenUsed="1"/>
+    <w:lsdException w:name="Body Text Indent" w:semiHidden="1" w:unhideWhenUsed="1"/>
+    <w:lsdException w:name="List Continue" w:semiHidden="1" w:unhideWhenUsed="1"/>
+    <w:lsdException w:name="List Continue 2" w:semiHidden="1" w:unhideWhenUsed="1"/>
+    <w:lsdException w:name="List Continue 3" w:semiHidden="1" w:unhideWhenUsed="1"/>
+    <w:lsdException w:name="List Continue 4" w:semiHidden="1" w:unhideWhenUsed="1"/>
+    <w:lsdException w:name="List Continue 5" w:semiHidden="1" w:unhideWhenUsed="1"/>
+    <w:lsdException w:name="Message Header" w:semiHidden="1" w:unhideWhenUsed="1"/>
+    <w:lsdException w:name="Subtitle" w:uiPriority="11" w:qFormat="1"/>
+    <w:lsdException w:name="Salutation" w:semiHidden="1" w:unhideWhenUsed="1"/>
+    <w:lsdException w:name="Date" w:semiHidden="1" w:unhideWhenUsed="1"/>
+    <w:lsdException w:name="Body Text First Indent" w:semiHidden="1" w:unhideWhenUsed="1"/>
+    <w:lsdException w:name="Body Text First Indent 2" w:semiHidden="1" w:unhideWhenUsed="1"/>
+    <w:lsdException w:name="Note Heading" w:semiHidden="1" w:unhideWhenUsed="1"/>
+    <w:lsdException w:name="Body Text 2" w:semiHidden="1" w:unhideWhenUsed="1"/>
+    <w:lsdException w:name="Body Text 3" w:semiHidden="1" w:unhideWhenUsed="1"/>
+    <w:lsdException w:name="Body Text Indent 2" w:semiHidden="1" w:unhideWhenUsed="1"/>
+    <w:lsdException w:name="Body Text Indent 3" w:semiHidden="1" w:unhideWhenUsed="1"/>
+    <w:lsdException w:name="Block Text" w:semiHidden="1" w:unhideWhenUsed="1"/>
+    <w:lsdException w:name="Hyperlink" w:semiHidden="1" w:unhideWhenUsed="1"/>
+    <w:lsdException w:name="FollowedHyperlink" w:semiHidden="1" w:unhideWhenUsed="1"/>
+    <w:lsdException w:name="Strong" w:uiPriority="22" w:qFormat="1"/>
+    <w:lsdException w:name="Emphasis" w:uiPriority="20" w:qFormat="1"/>
+    <w:lsdException w:name="Document Map" w:semiHidden="1" w:unhideWhenUsed="1"/>
+    <w:lsdException w:name="Plain Text" w:semiHidden="1" w:unhideWhenUsed="1"/>
+    <w:lsdException w:name="E-mail Signature" w:semiHidden="1" w:unhideWhenUsed="1"/>
+    <w:lsdException w:name="HTML Top of Form" w:semiHidden="1" w:unhideWhenUsed="1"/>
+    <w:lsdException w:name="HTML Bottom of Form" w:semiHidden="1" w:unhideWhenUsed="1"/>
+    <w:lsdException w:name="Normal (Web)" w:semiHidden="1" w:unhideWhenUsed="1"/>
+    <w:lsdException w:name="HTML Acronym" w:semiHidden="1" w:unhideWhenUsed="1"/>
+    <w:lsdException w:name="HTML Address" w:semiHidden="1" w:unhideWhenUsed="1"/>
+    <w:lsdException w:name="HTML Cite" w:semiHidden="1" w:unhideWhenUsed="1"/>
+    <w:lsdException w:name="HTML Code" w:semiHidden="1" w:unhideWhenUsed="1"/>
+    <w:lsdException w:name="HTML Definition" w:semiHidden="1" w:unhideWhenUsed="1"/>
+    <w:lsdException w:name="HTML Keyboard" w:semiHidden="1" w:unhideWhenUsed="1"/>
+    <w:lsdException w:name="HTML Preformatted" w:semiHidden="1" w:unhideWhenUsed="1"/>
+    <w:lsdException w:name="HTML Sample" w:semiHidden="1" w:unhideWhenUsed="1"/>
+    <w:lsdException w:name="HTML Typewriter" w:semiHidden="1" w:unhideWhenUsed="1"/>
+    <w:lsdException w:name="HTML Variable" w:semiHidden="1" w:unhideWhenUsed="1"/>
+    <w:lsdException w:name="Normal Table" w:semiHidden="1" w:unhideWhenUsed="1"/>
+    <w:lsdException w:name="annotation subject" w:semiHidden="1" w:unhideWhenUsed="1"/>
+    <w:lsdException w:name="No List" w:semiHidden="1" w:unhideWhenUsed="1"/>
+    <w:lsdException w:name="Outline List 1" w:semiHidden="1" w:unhideWhenUsed="1"/>
+    <w:lsdException w:name="Outline List 2" w:semiHidden="1" w:unhideWhenUsed="1"/>
+    <w:lsdException w:name="Outline List 3" w:semiHidden="1" w:unhideWhenUsed="1"/>
+    <w:lsdException w:name="Table Simple 1" w:semiHidden="1" w:unhideWhenUsed="1"/>
+    <w:lsdException w:name="Table Simple 2" w:semiHidden="1" w:unhideWhenUsed="1"/>
+    <w:lsdException w:name="Table Simple 3" w:semiHidden="1" w:unhideWhenUsed="1"/>
+    <w:lsdException w:name="Table Classic 1" w:semiHidden="1" w:unhideWhenUsed="1"/>
+    <w:lsdException w:name="Table Classic 2" w:semiHidden="1" w:unhideWhenUsed="1"/>
+    <w:lsdException w:name="Table Classic 3" w:semiHidden="1" w:unhideWhenUsed="1"/>
+    <w:lsdException w:name="Table Classic 4" w:semiHidden="1" w:unhideWhenUsed="1"/>
+    <w:lsdException w:name="Table Colorful 1" w:semiHidden="1" w:unhideWhenUsed="1"/>
+    <w:lsdException w:name="Table Colorful 2" w:semiHidden="1" w:unhideWhenUsed="1"/>
+    <w:lsdException w:name="Table Colorful 3" w:semiHidden="1" w:unhideWhenUsed="1"/>
+    <w:lsdException w:name="Table Columns 1" w:semiHidden="1" w:unhideWhenUsed="1"/>
+    <w:lsdException w:name="Table Columns 2" w:semiHidden="1" w:unhideWhenUsed="1"/>
+    <w:lsdException w:name="Table Columns 3" w:semiHidden="1" w:unhideWhenUsed="1"/>
+    <w:lsdException w:name="Table Columns 4" w:semiHidden="1" w:unhideWhenUsed="1"/>
+    <w:lsdException w:name="Table Columns 5" w:semiHidden="1" w:unhideWhenUsed="1"/>
+    <w:lsdException w:name="Table Grid 1" w:semiHidden="1" w:unhideWhenUsed="1"/>
+    <w:lsdException w:name="Table Grid 2" w:semiHidden="1" w:unhideWhenUsed="1"/>
+    <w:lsdException w:name="Table Grid 3" w:semiHidden="1" w:unhideWhenUsed="1"/>
+    <w:lsdException w:name="Table Grid 4" w:semiHidden="1" w:unhideWhenUsed="1"/>
+    <w:lsdException w:name="Table Grid 5" w:semiHidden="1" w:unhideWhenUsed="1"/>
+    <w:lsdException w:name="Table Grid 6" w:semiHidden="1" w:unhideWhenUsed="1"/>
+    <w:lsdException w:name="Table Grid 7" w:semiHidden="1" w:unhideWhenUsed="1"/>
+    <w:lsdException w:name="Table Grid 8" w:semiHidden="1" w:unhideWhenUsed="1"/>
+    <w:lsdException w:name="Table List 1" w:semiHidden="1" w:unhideWhenUsed="1"/>
+    <w:lsdException w:name="Table List 2" w:semiHidden="1" w:unhideWhenUsed="1"/>
+    <w:lsdException w:name="Table List 3" w:semiHidden="1" w:unhideWhenUsed="1"/>
+    <w:lsdException w:name="Table List 4" w:semiHidden="1" w:unhideWhenUsed="1"/>
+    <w:lsdException w:name="Table List 5" w:semiHidden="1" w:unhideWhenUsed="1"/>
+    <w:lsdException w:name="Table List 6" w:semiHidden="1" w:unhideWhenUsed="1"/>
+    <w:lsdException w:name="Table List 7" w:semiHidden="1" w:unhideWhenUsed="1"/>
+    <w:lsdException w:name="Table List 8" w:semiHidden="1" w:unhideWhenUsed="1"/>
+    <w:lsdException w:name="Table 3D effects 1" w:semiHidden="1" w:unhideWhenUsed="1"/>
+    <w:lsdException w:name="Table 3D effects 2" w:semiHidden="1" w:unhideWhenUsed="1"/>
+    <w:lsdException w:name="Table 3D effects 3" w:semiHidden="1" w:unhideWhenUsed="1"/>
+    <w:lsdException w:name="Table Contemporary" w:semiHidden="1" w:unhideWhenUsed="1"/>
+    <w:lsdException w:name="Table Elegant" w:semiHidden="1" w:unhideWhenUsed="1"/>
+    <w:lsdException w:name="Table Professional" w:semiHidden="1" w:unhideWhenUsed="1"/>
+    <w:lsdException w:name="Table Subtle 1" w:semiHidden="1" w:unhideWhenUsed="1"/>
+    <w:lsdException w:name="Table Subtle 2" w:semiHidden="1" w:unhideWhenUsed="1"/>
+    <w:lsdException w:name="Table Web 1" w:semiHidden="1" w:unhideWhenUsed="1"/>
+    <w:lsdException w:name="Table Web 2" w:semiHidden="1" w:unhideWhenUsed="1"/>
+    <w:lsdException w:name="Table Web 3" w:semiHidden="1" w:unhideWhenUsed="1"/>
+    <w:lsdException w:name="Balloon Text" w:semiHidden="1" w:unhideWhenUsed="1"/>
+    <w:lsdException w:name="Table Grid" w:uiPriority="39"/>
+    <w:lsdException w:name="Table Theme" w:semiHidden="1" w:unhideWhenUsed="1"/>
+    <w:lsdException w:name="Placeholder Text" w:semiHidden="1"/>
+    <w:lsdException w:name="No Spacing" w:uiPriority="1" w:qFormat="1"/>
+    <w:lsdException w:name="Light Shading" w:uiPriority="60"/>
+    <w:lsdException w:name="Light List" w:uiPriority="61"/>
+    <w:lsdException w:name="Light Grid" w:uiPriority="62"/>
+    <w:lsdException w:name="Medium Shading 1" w:uiPriority="63"/>
+    <w:lsdException w:name="Medium Shading 2" w:uiPriority="64"/>
+    <w:lsdException w:name="Medium List 1" w:uiPriority="65"/>
+    <w:lsdException w:name="Medium List 2" w:uiPriority="66"/>
+    <w:lsdException w:name="Medium Grid 1" w:uiPriority="67"/>
+    <w:lsdException w:name="Medium Grid 2" w:uiPriority="68"/>
+    <w:lsdException w:name="Medium Grid 3" w:uiPriority="69"/>
+    <w:lsdException w:name="Dark List" w:uiPriority="70"/>
+    <w:lsdException w:name="Colorful Shading" w:uiPriority="71"/>
+    <w:lsdException w:name="Colorful List" w:uiPriority="72"/>
+    <w:lsdException w:name="Colorful Grid" w:uiPriority="73"/>
+    <w:lsdException w:name="Light Shading Accent 1" w:uiPriority="60"/>
+    <w:lsdException w:name="Light List Accent 1" w:uiPriority="61"/>
+    <w:lsdException w:name="Light Grid Accent 1" w:uiPriority="62"/>
+    <w:lsdException w:name="Medium Shading 1 Accent 1" w:uiPriority="63"/>
+    <w:lsdException w:name="Medium Shading 2 Accent 1" w:uiPriority="64"/>
+    <w:lsdException w:name="Medium List 1 Accent 1" w:uiPriority="65"/>
+    <w:lsdException w:name="Revision" w:semiHidden="1"/>
+    <w:lsdException w:name="List Paragraph" w:uiPriority="34" w:qFormat="1"/>
+    <w:lsdException w:name="Quote" w:uiPriority="29" w:qFormat="1"/>
+    <w:lsdException w:name="Intense Quote" w:uiPriority="30" w:qFormat="1"/>
+    <w:lsdException w:name="Medium List 2 Accent 1" w:uiPriority="66"/>
+    <w:lsdException w:name="Medium Grid 1 Accent 1" w:uiPriority="67"/>
+    <w:lsdException w:name="Medium Grid 2 Accent 1" w:uiPriority="68"/>
+    <w:lsdException w:name="Medium Grid 3 Accent 1" w:uiPriority="69"/>
+    <w:lsdException w:name="Dark List Accent 1" w:uiPriority="70"/>
+    <w:lsdException w:name="Colorful Shading Accent 1" w:uiPriority="71"/>
+    <w:lsdException w:name="Colorful List Accent 1" w:uiPriority="72"/>
+    <w:lsdException w:name="Colorful Grid Accent 1" w:uiPriority="73"/>
+    <w:lsdException w:name="Light Shading Accent 2" w:uiPriority="60"/>
+    <w:lsdException w:name="Light List Accent 2" w:uiPriority="61"/>
+    <w:lsdException w:name="Light Grid Accent 2" w:uiPriority="62"/>
+    <w:lsdException w:name="Medium Shading 1 Accent 2" w:uiPriority="63"/>
+    <w:lsdException w:name="Medium Shading 2 Accent 2" w:uiPriority="64"/>
+    <w:lsdException w:name="Medium List 1 Accent 2" w:uiPriority="65"/>
+    <w:lsdException w:name="Medium List 2 Accent 2" w:uiPriority="66"/>
+    <w:lsdException w:name="Medium Grid 1 Accent 2" w:uiPriority="67"/>
+    <w:lsdException w:name="Medium Grid 2 Accent 2" w:uiPriority="68"/>
+    <w:lsdException w:name="Medium Grid 3 Accent 2" w:uiPriority="69"/>
+    <w:lsdException w:name="Dark List Accent 2" w:uiPriority="70"/>
+    <w:lsdException w:name="Colorful Shading Accent 2" w:uiPriority="71"/>
+    <w:lsdException w:name="Colorful List Accent 2" w:uiPriority="72"/>
+    <w:lsdException w:name="Colorful Grid Accent 2" w:uiPriority="73"/>
+    <w:lsdException w:name="Light Shading Accent 3" w:uiPriority="60"/>
+    <w:lsdException w:name="Light List Accent 3" w:uiPriority="61"/>
+    <w:lsdException w:name="Light Grid Accent 3" w:uiPriority="62"/>
+    <w:lsdException w:name="Medium Shading 1 Accent 3" w:uiPriority="63"/>
+    <w:lsdException w:name="Medium Shading 2 Accent 3" w:uiPriority="64"/>
+    <w:lsdException w:name="Medium List 1 Accent 3" w:uiPriority="65"/>
+    <w:lsdException w:name="Medium List 2 Accent 3" w:uiPriority="66"/>
+    <w:lsdException w:name="Medium Grid 1 Accent 3" w:uiPriority="67"/>
+    <w:lsdException w:name="Medium Grid 2 Accent 3" w:uiPriority="68"/>
+    <w:lsdException w:name="Medium Grid 3 Accent 3" w:uiPriority="69"/>
+    <w:lsdException w:name="Dark List Accent 3" w:uiPriority="70"/>
+    <w:lsdException w:name="Colorful Shading Accent 3" w:uiPriority="71"/>
+    <w:lsdException w:name="Colorful List Accent 3" w:uiPriority="72"/>
+    <w:lsdException w:name="Colorful Grid Accent 3" w:uiPriority="73"/>
+    <w:lsdException w:name="Light Shading Accent 4" w:uiPriority="60"/>
+    <w:lsdException w:name="Light List Accent 4" w:uiPriority="61"/>
+    <w:lsdException w:name="Light Grid Accent 4" w:uiPriority="62"/>
+    <w:lsdException w:name="Medium Shading 1 Accent 4" w:uiPriority="63"/>
+    <w:lsdException w:name="Medium Shading 2 Accent 4" w:uiPriority="64"/>
+    <w:lsdException w:name="Medium List 1 Accent 4" w:uiPriority="65"/>
+    <w:lsdException w:name="Medium List 2 Accent 4" w:uiPriority="66"/>
+    <w:lsdException w:name="Medium Grid 1 Accent 4" w:uiPriority="67"/>
+    <w:lsdException w:name="Medium Grid 2 Accent 4" w:uiPriority="68"/>
+    <w:lsdException w:name="Medium Grid 3 Accent 4" w:uiPriority="69"/>
+    <w:lsdException w:name="Dark List Accent 4" w:uiPriority="70"/>
+    <w:lsdException w:name="Colorful Shading Accent 4" w:uiPriority="71"/>
+    <w:lsdException w:name="Colorful List Accent 4" w:uiPriority="72"/>
+    <w:lsdException w:name="Colorful Grid Accent 4" w:uiPriority="73"/>
+    <w:lsdException w:name="Light Shading Accent 5" w:uiPriority="60"/>
+    <w:lsdException w:name="Light List Accent 5" w:uiPriority="61"/>
+    <w:lsdException w:name="Light Grid Accent 5" w:uiPriority="62"/>
+    <w:lsdException w:name="Medium Shading 1 Accent 5" w:uiPriority="63"/>
+    <w:lsdException w:name="Medium Shading 2 Accent 5" w:uiPriority="64"/>
+    <w:lsdException w:name="Medium List 1 Accent 5" w:uiPriority="65"/>
+    <w:lsdException w:name="Medium List 2 Accent 5" w:uiPriority="66"/>
+    <w:lsdException w:name="Medium Grid 1 Accent 5" w:uiPriority="67"/>
+    <w:lsdException w:name="Medium Grid 2 Accent 5" w:uiPriority="68"/>
+    <w:lsdException w:name="Medium Grid 3 Accent 5" w:uiPriority="69"/>
+    <w:lsdException w:name="Dark List Accent 5" w:uiPriority="70"/>
+    <w:lsdException w:name="Colorful Shading Accent 5" w:uiPriority="71"/>
+    <w:lsdException w:name="Colorful List Accent 5" w:uiPriority="72"/>
+    <w:lsdException w:name="Colorful Grid Accent 5" w:uiPriority="73"/>
+    <w:lsdException w:name="Light Shading Accent 6" w:uiPriority="60"/>
+    <w:lsdException w:name="Light List Accent 6" w:uiPriority="61"/>
+    <w:lsdException w:name="Light Grid Accent 6" w:uiPriority="62"/>
+    <w:lsdException w:name="Medium Shading 1 Accent 6" w:uiPriority="63"/>
+    <w:lsdException w:name="Medium Shading 2 Accent 6" w:uiPriority="64"/>
+    <w:lsdException w:name="Medium List 1 Accent 6" w:uiPriority="65"/>
+    <w:lsdException w:name="Medium List 2 Accent 6" w:uiPriority="66"/>
+    <w:lsdException w:name="Medium Grid 1 Accent 6" w:uiPriority="67"/>
+    <w:lsdException w:name="Medium Grid 2 Accent 6" w:uiPriority="68"/>
+    <w:lsdException w:name="Medium Grid 3 Accent 6" w:uiPriority="69"/>
+    <w:lsdException w:name="Dark List Accent 6" w:uiPriority="70"/>
+    <w:lsdException w:name="Colorful Shading Accent 6" w:uiPriority="71"/>
+    <w:lsdException w:name="Colorful List Accent 6" w:uiPriority="72"/>
+    <w:lsdException w:name="Colorful Grid Accent 6" w:uiPriority="73"/>
+    <w:lsdException w:name="Subtle Emphasis" w:uiPriority="19" w:qFormat="1"/>
+    <w:lsdException w:name="Intense Emphasis" w:uiPriority="21" w:qFormat="1"/>
+    <w:lsdException w:name="Subtle Reference" w:uiPriority="31" w:qFormat="1"/>
+    <w:lsdException w:name="Intense Reference" w:uiPriority="32" w:qFormat="1"/>
+    <w:lsdException w:name="Book Title" w:uiPriority="33" w:qFormat="1"/>
+    <w:lsdException w:name="Bibliography" w:semiHidden="1" w:uiPriority="37" w:unhideWhenUsed="1"/>
+    <w:lsdException w:name="TOC Heading" w:semiHidden="1" w:uiPriority="39" w:unhideWhenUsed="1" w:qFormat="1"/>
+    <w:lsdException w:name="Plain Table 1" w:uiPriority="41"/>
+    <w:lsdException w:name="Plain Table 2" w:uiPriority="42"/>
+    <w:lsdException w:name="Plain Table 3" w:uiPriority="43"/>
+    <w:lsdException w:name="Plain Table 4" w:uiPriority="44"/>
+    <w:lsdException w:name="Plain Table 5" w:uiPriority="45"/>
+    <w:lsdException w:name="Grid Table Light" w:uiPriority="40"/>
+    <w:lsdException w:name="Grid Table 1 Light" w:uiPriority="46"/>
+    <w:lsdException w:name="Grid Table 2" w:uiPriority="47"/>
+    <w:lsdException w:name="Grid Table 3" w:uiPriority="48"/>
+    <w:lsdException w:name="Grid Table 4" w:uiPriority="49"/>
+    <w:lsdException w:name="Grid Table 5 Dark" w:uiPriority="50"/>
+    <w:lsdException w:name="Grid Table 6 Colorful" w:uiPriority="51"/>
+    <w:lsdException w:name="Grid Table 7 Colorful" w:uiPriority="52"/>
+    <w:lsdException w:name="Grid Table 1 Light Accent 1" w:uiPriority="46"/>
+    <w:lsdException w:name="Grid Table 2 Accent 1" w:uiPriority="47"/>
+    <w:lsdException w:name="Grid Table 3 Accent 1" w:uiPriority="48"/>
+    <w:lsdException w:name="Grid Table 4 Accent 1" w:uiPriority="49"/>
+    <w:lsdException w:name="Grid Table 5 Dark Accent 1" w:uiPriority="50"/>
+    <w:lsdException w:name="Grid Table 6 Colorful Accent 1" w:uiPriority="51"/>
+    <w:lsdException w:name="Grid Table 7 Colorful Accent 1" w:uiPriority="52"/>
+    <w:lsdException w:name="Grid Table 1 Light Accent 2" w:uiPriority="46"/>
+    <w:lsdException w:name="Grid Table 2 Accent 2" w:uiPriority="47"/>
+    <w:lsdException w:name="Grid Table 3 Accent 2" w:uiPriority="48"/>
+    <w:lsdException w:name="Grid Table 4 Accent 2" w:uiPriority="49"/>
+    <w:lsdException w:name="Grid Table 5 Dark Accent 2" w:uiPriority="50"/>
+    <w:lsdException w:name="Grid Table 6 Colorful Accent 2" w:uiPriority="51"/>
+    <w:lsdException w:name="Grid Table 7 Colorful Accent 2" w:uiPriority="52"/>
+    <w:lsdException w:name="Grid Table 1 Light Accent 3" w:uiPriority="46"/>
+    <w:lsdException w:name="Grid Table 2 Accent 3" w:uiPriority="47"/>
+    <w:lsdException w:name="Grid Table 3 Accent 3" w:uiPriority="48"/>
+    <w:lsdException w:name="Grid Table 4 Accent 3" w:uiPriority="49"/>
+    <w:lsdException w:name="Grid Table 5 Dark Accent 3" w:uiPriority="50"/>
+    <w:lsdException w:name="Grid Table 6 Colorful Accent 3" w:uiPriority="51"/>
+    <w:lsdException w:name="Grid Table 7 Colorful Accent 3" w:uiPriority="52"/>
+    <w:lsdException w:name="Grid Table 1 Light Accent 4" w:uiPriority="46"/>
+    <w:lsdException w:name="Grid Table 2 Accent 4" w:uiPriority="47"/>
+    <w:lsdException w:name="Grid Table 3 Accent 4" w:uiPriority="48"/>
+    <w:lsdException w:name="Grid Table 4 Accent 4" w:uiPriority="49"/>
+    <w:lsdException w:name="Grid Table 5 Dark Accent 4" w:uiPriority="50"/>
+    <w:lsdException w:name="Grid Table 6 Colorful Accent 4" w:uiPriority="51"/>
+    <w:lsdException w:name="Grid Table 7 Colorful Accent 4" w:uiPriority="52"/>
+    <w:lsdException w:name="Grid Table 1 Light Accent 5" w:uiPriority="46"/>
+    <w:lsdException w:name="Grid Table 2 Accent 5" w:uiPriority="47"/>
+    <w:lsdException w:name="Grid Table 3 Accent 5" w:uiPriority="48"/>
+    <w:lsdException w:name="Grid Table 4 Accent 5" w:uiPriority="49"/>
+    <w:lsdException w:name="Grid Table 5 Dark Accent 5" w:uiPriority="50"/>
+    <w:lsdException w:name="Grid Table 6 Colorful Accent 5" w:uiPriority="51"/>
+    <w:lsdException w:name="Grid Table 7 Colorful Accent 5" w:uiPriority="52"/>
+    <w:lsdException w:name="Grid Table 1 Light Accent 6" w:uiPriority="46"/>
+    <w:lsdException w:name="Grid Table 2 Accent 6" w:uiPriority="47"/>
+    <w:lsdException w:name="Grid Table 3 Accent 6" w:uiPriority="48"/>
+    <w:lsdException w:name="Grid Table 4 Accent 6" w:uiPriority="49"/>
+    <w:lsdException w:name="Grid Table 5 Dark Accent 6" w:uiPriority="50"/>
+    <w:lsdException w:name="Grid Table 6 Colorful Accent 6" w:uiPriority="51"/>
+    <w:lsdException w:name="Grid Table 7 Colorful Accent 6" w:uiPriority="52"/>
+    <w:lsdException w:name="List Table 1 Light" w:uiPriority="46"/>
+    <w:lsdException w:name="List Table 2" w:uiPriority="47"/>
+    <w:lsdException w:name="List Table 3" w:uiPriority="48"/>
+    <w:lsdException w:name="List Table 4" w:uiPriority="49"/>
+    <w:lsdException w:name="List Table 5 Dark" w:uiPriority="50"/>
+    <w:lsdException w:name="List Table 6 Colorful" w:uiPriority="51"/>
+    <w:lsdException w:name="List Table 7 Colorful" w:uiPriority="52"/>
+    <w:lsdException w:name="List Table 1 Light Accent 1" w:uiPriority="46"/>
+    <w:lsdException w:name="List Table 2 Accent 1" w:uiPriority="47"/>
+    <w:lsdException w:name="List Table 3 Accent 1" w:uiPriority="48"/>
+    <w:lsdException w:name="List Table 4 Accent 1" w:uiPriority="49"/>
+    <w:lsdException w:name="List Table 5 Dark Accent 1" w:uiPriority="50"/>
+    <w:lsdException w:name="List Table 6 Colorful Accent 1" w:uiPriority="51"/>
+    <w:lsdException w:name="List Table 7 Colorful Accent 1" w:uiPriority="52"/>
+    <w:lsdException w:name="List Table 1 Light Accent 2" w:uiPriority="46"/>
+    <w:lsdException w:name="List Table 2 Accent 2" w:uiPriority="47"/>
+    <w:lsdException w:name="List Table 3 Accent 2" w:uiPriority="48"/>
+    <w:lsdException w:name="List Table 4 Accent 2" w:uiPriority="49"/>
+    <w:lsdException w:name="List Table 5 Dark Accent 2" w:uiPriority="50"/>
+    <w:lsdException w:name="List Table 6 Colorful Accent 2" w:uiPriority="51"/>
+    <w:lsdException w:name="List Table 7 Colorful Accent 2" w:uiPriority="52"/>
+    <w:lsdException w:name="List Table 1 Light Accent 3" w:uiPriority="46"/>
+    <w:lsdException w:name="List Table 2 Accent 3" w:uiPriority="47"/>
+    <w:lsdException w:name="List Table 3 Accent 3" w:uiPriority="48"/>
+    <w:lsdException w:name="List Table 4 Accent 3" w:uiPriority="49"/>
+    <w:lsdException w:name="List Table 5 Dark Accent 3" w:uiPriority="50"/>
+    <w:lsdException w:name="List Table 6 Colorful Accent 3" w:uiPriority="51"/>
+    <w:lsdException w:name="List Table 7 Colorful Accent 3" w:uiPriority="52"/>
+    <w:lsdException w:name="List Table 1 Light Accent 4" w:uiPriority="46"/>
+    <w:lsdException w:name="List Table 2 Accent 4" w:uiPriority="47"/>
+    <w:lsdException w:name="List Table 3 Accent 4" w:uiPriority="48"/>
+    <w:lsdException w:name="List Table 4 Accent 4" w:uiPriority="49"/>
+    <w:lsdException w:name="List Table 5 Dark Accent 4" w:uiPriority="50"/>
+    <w:lsdException w:name="List Table 6 Colorful Accent 4" w:uiPriority="51"/>
+    <w:lsdException w:name="List Table 7 Colorful Accent 4" w:uiPriority="52"/>
+    <w:lsdException w:name="List Table 1 Light Accent 5" w:uiPriority="46"/>
+    <w:lsdException w:name="List Table 2 Accent 5" w:uiPriority="47"/>
+    <w:lsdException w:name="List Table 3 Accent 5" w:uiPriority="48"/>
+    <w:lsdException w:name="List Table 4 Accent 5" w:uiPriority="49"/>
+    <w:lsdException w:name="List Table 5 Dark Accent 5" w:uiPriority="50"/>
+    <w:lsdException w:name="List Table 6 Colorful Accent 5" w:uiPriority="51"/>
+    <w:lsdException w:name="List Table 7 Colorful Accent 5" w:uiPriority="52"/>
+    <w:lsdException w:name="List Table 1 Light Accent 6" w:uiPriority="46"/>
+    <w:lsdException w:name="List Table 2 Accent 6" w:uiPriority="47"/>
+    <w:lsdException w:name="List Table 3 Accent 6" w:uiPriority="48"/>
+    <w:lsdException w:name="List Table 4 Accent 6" w:uiPriority="49"/>
+    <w:lsdException w:name="List Table 5 Dark Accent 6" w:uiPriority="50"/>
+    <w:lsdException w:name="List Table 6 Colorful Accent 6" w:uiPriority="51"/>
+    <w:lsdException w:name="List Table 7 Colorful Accent 6" w:uiPriority="52"/>
+    <w:lsdException w:name="Mention" w:semiHidden="1" w:unhideWhenUsed="1"/>
+    <w:lsdException w:name="Smart Hyperlink" w:semiHidden="1" w:unhideWhenUsed="1"/>
+    <w:lsdException w:name="Hashtag" w:semiHidden="1" w:unhideWhenUsed="1"/>
+    <w:lsdException w:name="Unresolved Mention" w:semiHidden="1" w:unhideWhenUsed="1"/>
+    <w:lsdException w:name="Smart Link" w:semiHidden="1" w:unhideWhenUsed="1"/>
+  </w:latentStyles>
   <w:style w:type="paragraph" w:default="1" w:styleId="Normal">
     <w:name w:val="Normal"/>
     <w:qFormat/>
-  </w:style>
-  <w:style w:type="paragraph" w:styleId="Title">
-    <w:name w:val="Title"/>
-    <w:basedOn w:val="Normal"/>
-    <w:qFormat/>
-    <w:pPr>
-      <w:spacing w:before="0" w:after="80"/>
-    </w:pPr>
     <w:rPr>
-      <w:b/>
-      <w:color w:val="8B5CF6"/>
-      <w:sz w:val="52"/>
-      <w:szCs w:val="52"/>
+      <w:lang w:val="en-US"/>
     </w:rPr>
   </w:style>
   <w:style w:type="paragraph" w:styleId="Heading1">
     <w:name w:val="heading 1"/>
     <w:basedOn w:val="Normal"/>
+    <w:uiPriority w:val="9"/>
     <w:qFormat/>
     <w:pPr>
       <w:keepNext/>
@@ -1451,6 +2151,8 @@
   <w:style w:type="paragraph" w:styleId="Heading2">
     <w:name w:val="heading 2"/>
     <w:basedOn w:val="Normal"/>
+    <w:uiPriority w:val="9"/>
+    <w:unhideWhenUsed/>
     <w:qFormat/>
     <w:pPr>
       <w:keepNext/>
@@ -1471,6 +2173,8 @@
   <w:style w:type="paragraph" w:styleId="Heading3">
     <w:name w:val="heading 3"/>
     <w:basedOn w:val="Normal"/>
+    <w:uiPriority w:val="9"/>
+    <w:unhideWhenUsed/>
     <w:qFormat/>
     <w:pPr>
       <w:keepNext/>
@@ -1481,8 +2185,48 @@
     <w:rPr>
       <w:b/>
       <w:color w:val="1E293B"/>
-      <w:sz w:val="22"/>
-      <w:szCs w:val="22"/>
+    </w:rPr>
+  </w:style>
+  <w:style w:type="character" w:default="1" w:styleId="DefaultParagraphFont">
+    <w:name w:val="Default Paragraph Font"/>
+    <w:uiPriority w:val="1"/>
+    <w:semiHidden/>
+    <w:unhideWhenUsed/>
+  </w:style>
+  <w:style w:type="table" w:default="1" w:styleId="TableNormal">
+    <w:name w:val="Normal Table"/>
+    <w:uiPriority w:val="99"/>
+    <w:semiHidden/>
+    <w:unhideWhenUsed/>
+    <w:tblPr>
+      <w:tblInd w:w="0" w:type="dxa"/>
+      <w:tblCellMar>
+        <w:top w:w="0" w:type="dxa"/>
+        <w:left w:w="108" w:type="dxa"/>
+        <w:bottom w:w="0" w:type="dxa"/>
+        <w:right w:w="108" w:type="dxa"/>
+      </w:tblCellMar>
+    </w:tblPr>
+  </w:style>
+  <w:style w:type="numbering" w:default="1" w:styleId="NoList">
+    <w:name w:val="No List"/>
+    <w:uiPriority w:val="99"/>
+    <w:semiHidden/>
+    <w:unhideWhenUsed/>
+  </w:style>
+  <w:style w:type="paragraph" w:styleId="Title">
+    <w:name w:val="Title"/>
+    <w:basedOn w:val="Normal"/>
+    <w:uiPriority w:val="10"/>
+    <w:qFormat/>
+    <w:pPr>
+      <w:spacing w:after="80"/>
+    </w:pPr>
+    <w:rPr>
+      <w:b/>
+      <w:color w:val="8B5CF6"/>
+      <w:sz w:val="52"/>
+      <w:szCs w:val="52"/>
     </w:rPr>
   </w:style>
   <w:style w:type="paragraph" w:styleId="ListParagraph">
@@ -1490,11 +2234,325 @@
     <w:basedOn w:val="Normal"/>
     <w:qFormat/>
     <w:pPr>
-      <w:spacing w:before="0" w:after="60"/>
+      <w:spacing w:after="60"/>
       <w:ind w:left="720"/>
       <w:contextualSpacing/>
     </w:pPr>
-    <w:rPr/>
   </w:style>
 </w:styles>
+</file>
+
+<file path=word/theme/theme1.xml><?xml version="1.0" encoding="utf-8"?>
+<a:theme xmlns:a="http://schemas.openxmlformats.org/drawingml/2006/main" name="Office Theme">
+  <a:themeElements>
+    <a:clrScheme name="Office">
+      <a:dk1>
+        <a:sysClr val="windowText" lastClr="000000"/>
+      </a:dk1>
+      <a:lt1>
+        <a:sysClr val="window" lastClr="FFFFFF"/>
+      </a:lt1>
+      <a:dk2>
+        <a:srgbClr val="0E2841"/>
+      </a:dk2>
+      <a:lt2>
+        <a:srgbClr val="E8E8E8"/>
+      </a:lt2>
+      <a:accent1>
+        <a:srgbClr val="156082"/>
+      </a:accent1>
+      <a:accent2>
+        <a:srgbClr val="E97132"/>
+      </a:accent2>
+      <a:accent3>
+        <a:srgbClr val="196B24"/>
+      </a:accent3>
+      <a:accent4>
+        <a:srgbClr val="0F9ED5"/>
+      </a:accent4>
+      <a:accent5>
+        <a:srgbClr val="A02B93"/>
+      </a:accent5>
+      <a:accent6>
+        <a:srgbClr val="4EA72E"/>
+      </a:accent6>
+      <a:hlink>
+        <a:srgbClr val="467886"/>
+      </a:hlink>
+      <a:folHlink>
+        <a:srgbClr val="96607D"/>
+      </a:folHlink>
+    </a:clrScheme>
+    <a:fontScheme name="Office">
+      <a:majorFont>
+        <a:latin typeface="Aptos Display" panose="02110004020202020204"/>
+        <a:ea typeface=""/>
+        <a:cs typeface=""/>
+        <a:font script="Jpan" typeface="游ゴシック Light"/>
+        <a:font script="Hang" typeface="맑은 고딕"/>
+        <a:font script="Hans" typeface="等线 Light"/>
+        <a:font script="Hant" typeface="新細明體"/>
+        <a:font script="Arab" typeface="Times New Roman"/>
+        <a:font script="Hebr" typeface="Times New Roman"/>
+        <a:font script="Thai" typeface="Angsana New"/>
+        <a:font script="Ethi" typeface="Nyala"/>
+        <a:font script="Beng" typeface="Vrinda"/>
+        <a:font script="Gujr" typeface="Shruti"/>
+        <a:font script="Khmr" typeface="MoolBoran"/>
+        <a:font script="Knda" typeface="Tunga"/>
+        <a:font script="Guru" typeface="Raavi"/>
+        <a:font script="Cans" typeface="Euphemia"/>
+        <a:font script="Cher" typeface="Plantagenet Cherokee"/>
+        <a:font script="Yiii" typeface="Microsoft Yi Baiti"/>
+        <a:font script="Tibt" typeface="Microsoft Himalaya"/>
+        <a:font script="Thaa" typeface="MV Boli"/>
+        <a:font script="Deva" typeface="Mangal"/>
+        <a:font script="Telu" typeface="Gautami"/>
+        <a:font script="Taml" typeface="Latha"/>
+        <a:font script="Syrc" typeface="Estrangelo Edessa"/>
+        <a:font script="Orya" typeface="Kalinga"/>
+        <a:font script="Mlym" typeface="Kartika"/>
+        <a:font script="Laoo" typeface="DokChampa"/>
+        <a:font script="Sinh" typeface="Iskoola Pota"/>
+        <a:font script="Mong" typeface="Mongolian Baiti"/>
+        <a:font script="Viet" typeface="Times New Roman"/>
+        <a:font script="Uigh" typeface="Microsoft Uighur"/>
+        <a:font script="Geor" typeface="Sylfaen"/>
+        <a:font script="Armn" typeface="Arial"/>
+        <a:font script="Bugi" typeface="Leelawadee UI"/>
+        <a:font script="Bopo" typeface="Microsoft JhengHei"/>
+        <a:font script="Java" typeface="Javanese Text"/>
+        <a:font script="Lisu" typeface="Segoe UI"/>
+        <a:font script="Mymr" typeface="Myanmar Text"/>
+        <a:font script="Nkoo" typeface="Ebrima"/>
+        <a:font script="Olck" typeface="Nirmala UI"/>
+        <a:font script="Osma" typeface="Ebrima"/>
+        <a:font script="Phag" typeface="Phagspa"/>
+        <a:font script="Syrn" typeface="Estrangelo Edessa"/>
+        <a:font script="Syrj" typeface="Estrangelo Edessa"/>
+        <a:font script="Syre" typeface="Estrangelo Edessa"/>
+        <a:font script="Sora" typeface="Nirmala UI"/>
+        <a:font script="Tale" typeface="Microsoft Tai Le"/>
+        <a:font script="Talu" typeface="Microsoft New Tai Lue"/>
+        <a:font script="Tfng" typeface="Ebrima"/>
+      </a:majorFont>
+      <a:minorFont>
+        <a:latin typeface="Aptos" panose="02110004020202020204"/>
+        <a:ea typeface=""/>
+        <a:cs typeface=""/>
+        <a:font script="Jpan" typeface="游明朝"/>
+        <a:font script="Hang" typeface="맑은 고딕"/>
+        <a:font script="Hans" typeface="等线"/>
+        <a:font script="Hant" typeface="新細明體"/>
+        <a:font script="Arab" typeface="Arial"/>
+        <a:font script="Hebr" typeface="Arial"/>
+        <a:font script="Thai" typeface="Cordia New"/>
+        <a:font script="Ethi" typeface="Nyala"/>
+        <a:font script="Beng" typeface="Vrinda"/>
+        <a:font script="Gujr" typeface="Shruti"/>
+        <a:font script="Khmr" typeface="DaunPenh"/>
+        <a:font script="Knda" typeface="Tunga"/>
+        <a:font script="Guru" typeface="Raavi"/>
+        <a:font script="Cans" typeface="Euphemia"/>
+        <a:font script="Cher" typeface="Plantagenet Cherokee"/>
+        <a:font script="Yiii" typeface="Microsoft Yi Baiti"/>
+        <a:font script="Tibt" typeface="Microsoft Himalaya"/>
+        <a:font script="Thaa" typeface="MV Boli"/>
+        <a:font script="Deva" typeface="Mangal"/>
+        <a:font script="Telu" typeface="Gautami"/>
+        <a:font script="Taml" typeface="Latha"/>
+        <a:font script="Syrc" typeface="Estrangelo Edessa"/>
+        <a:font script="Orya" typeface="Kalinga"/>
+        <a:font script="Mlym" typeface="Kartika"/>
+        <a:font script="Laoo" typeface="DokChampa"/>
+        <a:font script="Sinh" typeface="Iskoola Pota"/>
+        <a:font script="Mong" typeface="Mongolian Baiti"/>
+        <a:font script="Viet" typeface="Arial"/>
+        <a:font script="Uigh" typeface="Microsoft Uighur"/>
+        <a:font script="Geor" typeface="Sylfaen"/>
+        <a:font script="Armn" typeface="Arial"/>
+        <a:font script="Bugi" typeface="Leelawadee UI"/>
+        <a:font script="Bopo" typeface="Microsoft JhengHei"/>
+        <a:font script="Java" typeface="Javanese Text"/>
+        <a:font script="Lisu" typeface="Segoe UI"/>
+        <a:font script="Mymr" typeface="Myanmar Text"/>
+        <a:font script="Nkoo" typeface="Ebrima"/>
+        <a:font script="Olck" typeface="Nirmala UI"/>
+        <a:font script="Osma" typeface="Ebrima"/>
+        <a:font script="Phag" typeface="Phagspa"/>
+        <a:font script="Syrn" typeface="Estrangelo Edessa"/>
+        <a:font script="Syrj" typeface="Estrangelo Edessa"/>
+        <a:font script="Syre" typeface="Estrangelo Edessa"/>
+        <a:font script="Sora" typeface="Nirmala UI"/>
+        <a:font script="Tale" typeface="Microsoft Tai Le"/>
+        <a:font script="Talu" typeface="Microsoft New Tai Lue"/>
+        <a:font script="Tfng" typeface="Ebrima"/>
+      </a:minorFont>
+    </a:fontScheme>
+    <a:fmtScheme name="Office">
+      <a:fillStyleLst>
+        <a:solidFill>
+          <a:schemeClr val="phClr"/>
+        </a:solidFill>
+        <a:gradFill rotWithShape="1">
+          <a:gsLst>
+            <a:gs pos="0">
+              <a:schemeClr val="phClr">
+                <a:lumMod val="110000"/>
+                <a:satMod val="105000"/>
+                <a:tint val="67000"/>
+              </a:schemeClr>
+            </a:gs>
+            <a:gs pos="50000">
+              <a:schemeClr val="phClr">
+                <a:lumMod val="105000"/>
+                <a:satMod val="103000"/>
+                <a:tint val="73000"/>
+              </a:schemeClr>
+            </a:gs>
+            <a:gs pos="100000">
+              <a:schemeClr val="phClr">
+                <a:lumMod val="105000"/>
+                <a:satMod val="109000"/>
+                <a:tint val="81000"/>
+              </a:schemeClr>
+            </a:gs>
+          </a:gsLst>
+          <a:lin ang="5400000" scaled="0"/>
+        </a:gradFill>
+        <a:gradFill rotWithShape="1">
+          <a:gsLst>
+            <a:gs pos="0">
+              <a:schemeClr val="phClr">
+                <a:satMod val="103000"/>
+                <a:lumMod val="102000"/>
+                <a:tint val="94000"/>
+              </a:schemeClr>
+            </a:gs>
+            <a:gs pos="50000">
+              <a:schemeClr val="phClr">
+                <a:satMod val="110000"/>
+                <a:lumMod val="100000"/>
+                <a:shade val="100000"/>
+              </a:schemeClr>
+            </a:gs>
+            <a:gs pos="100000">
+              <a:schemeClr val="phClr">
+                <a:lumMod val="99000"/>
+                <a:satMod val="120000"/>
+                <a:shade val="78000"/>
+              </a:schemeClr>
+            </a:gs>
+          </a:gsLst>
+          <a:lin ang="5400000" scaled="0"/>
+        </a:gradFill>
+      </a:fillStyleLst>
+      <a:lnStyleLst>
+        <a:ln w="12700" cap="flat" cmpd="sng" algn="ctr">
+          <a:solidFill>
+            <a:schemeClr val="phClr"/>
+          </a:solidFill>
+          <a:prstDash val="solid"/>
+          <a:miter lim="800000"/>
+        </a:ln>
+        <a:ln w="19050" cap="flat" cmpd="sng" algn="ctr">
+          <a:solidFill>
+            <a:schemeClr val="phClr"/>
+          </a:solidFill>
+          <a:prstDash val="solid"/>
+          <a:miter lim="800000"/>
+        </a:ln>
+        <a:ln w="25400" cap="flat" cmpd="sng" algn="ctr">
+          <a:solidFill>
+            <a:schemeClr val="phClr"/>
+          </a:solidFill>
+          <a:prstDash val="solid"/>
+          <a:miter lim="800000"/>
+        </a:ln>
+      </a:lnStyleLst>
+      <a:effectStyleLst>
+        <a:effectStyle>
+          <a:effectLst/>
+        </a:effectStyle>
+        <a:effectStyle>
+          <a:effectLst/>
+        </a:effectStyle>
+        <a:effectStyle>
+          <a:effectLst>
+            <a:outerShdw blurRad="57150" dist="19050" dir="5400000" algn="ctr" rotWithShape="0">
+              <a:srgbClr val="000000">
+                <a:alpha val="63000"/>
+              </a:srgbClr>
+            </a:outerShdw>
+          </a:effectLst>
+        </a:effectStyle>
+      </a:effectStyleLst>
+      <a:bgFillStyleLst>
+        <a:solidFill>
+          <a:schemeClr val="phClr"/>
+        </a:solidFill>
+        <a:solidFill>
+          <a:schemeClr val="phClr">
+            <a:tint val="95000"/>
+            <a:satMod val="170000"/>
+          </a:schemeClr>
+        </a:solidFill>
+        <a:gradFill rotWithShape="1">
+          <a:gsLst>
+            <a:gs pos="0">
+              <a:schemeClr val="phClr">
+                <a:tint val="93000"/>
+                <a:satMod val="150000"/>
+                <a:shade val="98000"/>
+                <a:lumMod val="102000"/>
+              </a:schemeClr>
+            </a:gs>
+            <a:gs pos="50000">
+              <a:schemeClr val="phClr">
+                <a:tint val="98000"/>
+                <a:satMod val="130000"/>
+                <a:shade val="90000"/>
+                <a:lumMod val="103000"/>
+              </a:schemeClr>
+            </a:gs>
+            <a:gs pos="100000">
+              <a:schemeClr val="phClr">
+                <a:shade val="63000"/>
+                <a:satMod val="120000"/>
+              </a:schemeClr>
+            </a:gs>
+          </a:gsLst>
+          <a:lin ang="5400000" scaled="0"/>
+        </a:gradFill>
+      </a:bgFillStyleLst>
+    </a:fmtScheme>
+  </a:themeElements>
+  <a:objectDefaults>
+    <a:lnDef>
+      <a:spPr/>
+      <a:bodyPr/>
+      <a:lstStyle/>
+      <a:style>
+        <a:lnRef idx="2">
+          <a:schemeClr val="accent1"/>
+        </a:lnRef>
+        <a:fillRef idx="0">
+          <a:schemeClr val="accent1"/>
+        </a:fillRef>
+        <a:effectRef idx="1">
+          <a:schemeClr val="accent1"/>
+        </a:effectRef>
+        <a:fontRef idx="minor">
+          <a:schemeClr val="tx1"/>
+        </a:fontRef>
+      </a:style>
+    </a:lnDef>
+  </a:objectDefaults>
+  <a:extraClrSchemeLst/>
+  <a:extLst>
+    <a:ext uri="{05A4C25C-085E-4340-85A3-A5531E510DB2}">
+      <thm15:themeFamily xmlns:thm15="http://schemas.microsoft.com/office/thememl/2012/main" name="Office Theme" id="{2E142A2C-CD16-42D6-873A-C26D2A0506FA}" vid="{1BDDFF52-6CD6-40A5-AB3C-68EB2F1E4D0A}"/>
+    </a:ext>
+  </a:extLst>
+</a:theme>
 </file>